--- a/week2/spring core and Maven.docx
+++ b/week2/spring core and Maven.docx
@@ -3116,6 +3116,3701 @@
         </w:rPr>
       </w:pPr>
     </w:p>
+    <w:p>
+      <w:pPr>
+        <w:rPr>
+          <w:sz w:val="28"/>
+          <w:szCs w:val="28"/>
+        </w:rPr>
+      </w:pPr>
+      <w:r>
+        <w:rPr>
+          <w:b/>
+          <w:bCs/>
+          <w:sz w:val="28"/>
+          <w:szCs w:val="28"/>
+        </w:rPr>
+        <w:t>Exercise 4: Creating and Configuring a Maven Project</w:t>
+      </w:r>
+    </w:p>
+    <w:p>
+      <w:pPr>
+        <w:rPr>
+          <w:sz w:val="24"/>
+          <w:szCs w:val="24"/>
+        </w:rPr>
+      </w:pPr>
+      <w:r>
+        <w:rPr>
+          <w:b/>
+          <w:bCs/>
+          <w:sz w:val="24"/>
+          <w:szCs w:val="24"/>
+        </w:rPr>
+        <w:t>Scenario:</w:t>
+      </w:r>
+    </w:p>
+    <w:p>
+      <w:r>
+        <w:t xml:space="preserve">You need to set up a new Maven project for the library management application and add </w:t>
+      </w:r>
+      <w:proofErr w:type="gramStart"/>
+      <w:r>
+        <w:t>Spring</w:t>
+      </w:r>
+      <w:proofErr w:type="gramEnd"/>
+      <w:r>
+        <w:t xml:space="preserve"> dependencies.</w:t>
+      </w:r>
+    </w:p>
+    <w:p>
+      <w:pPr>
+        <w:rPr>
+          <w:sz w:val="24"/>
+          <w:szCs w:val="24"/>
+        </w:rPr>
+      </w:pPr>
+      <w:r>
+        <w:rPr>
+          <w:b/>
+          <w:bCs/>
+          <w:sz w:val="24"/>
+          <w:szCs w:val="24"/>
+        </w:rPr>
+        <w:t>Steps:</w:t>
+      </w:r>
+    </w:p>
+    <w:p>
+      <w:pPr>
+        <w:numPr>
+          <w:ilvl w:val="0"/>
+          <w:numId w:val="3"/>
+        </w:numPr>
+      </w:pPr>
+      <w:r>
+        <w:rPr>
+          <w:b/>
+          <w:bCs/>
+        </w:rPr>
+        <w:t>Create a New Maven Project:</w:t>
+      </w:r>
+    </w:p>
+    <w:p>
+      <w:pPr>
+        <w:numPr>
+          <w:ilvl w:val="1"/>
+          <w:numId w:val="3"/>
+        </w:numPr>
+      </w:pPr>
+      <w:r>
+        <w:t xml:space="preserve">Create a new Maven project named </w:t>
+      </w:r>
+      <w:proofErr w:type="spellStart"/>
+      <w:r>
+        <w:rPr>
+          <w:b/>
+          <w:bCs/>
+        </w:rPr>
+        <w:t>LibraryManagement</w:t>
+      </w:r>
+      <w:proofErr w:type="spellEnd"/>
+      <w:r>
+        <w:t>.</w:t>
+      </w:r>
+    </w:p>
+    <w:p>
+      <w:pPr>
+        <w:ind w:left="1440"/>
+      </w:pPr>
+      <w:r>
+        <w:rPr>
+          <w:noProof/>
+          <w:lang w:bidi="ta-IN"/>
+        </w:rPr>
+        <w:drawing>
+          <wp:inline distT="0" distB="0" distL="0" distR="0">
+            <wp:extent cx="2856230" cy="253365"/>
+            <wp:effectExtent l="19050" t="0" r="1270" b="0"/>
+            <wp:docPr id="3" name="Picture 2" descr="C:\Users\dhanyasri\AppData\Local\Packages\MicrosoftWindows.Client.CBS_cw5n1h2txyewy\TempState\ScreenClip\{E7EB2E78-5AF8-48A2-B314-DD3CD50119C1}.png"/>
+            <wp:cNvGraphicFramePr>
+              <a:graphicFrameLocks xmlns:a="http://schemas.openxmlformats.org/drawingml/2006/main" noChangeAspect="1"/>
+            </wp:cNvGraphicFramePr>
+            <a:graphic xmlns:a="http://schemas.openxmlformats.org/drawingml/2006/main">
+              <a:graphicData uri="http://schemas.openxmlformats.org/drawingml/2006/picture">
+                <pic:pic xmlns:pic="http://schemas.openxmlformats.org/drawingml/2006/picture">
+                  <pic:nvPicPr>
+                    <pic:cNvPr id="0" name="Picture 2" descr="C:\Users\dhanyasri\AppData\Local\Packages\MicrosoftWindows.Client.CBS_cw5n1h2txyewy\TempState\ScreenClip\{E7EB2E78-5AF8-48A2-B314-DD3CD50119C1}.png"/>
+                    <pic:cNvPicPr>
+                      <a:picLocks noChangeAspect="1" noChangeArrowheads="1"/>
+                    </pic:cNvPicPr>
+                  </pic:nvPicPr>
+                  <pic:blipFill>
+                    <a:blip r:embed="rId7"/>
+                    <a:srcRect/>
+                    <a:stretch>
+                      <a:fillRect/>
+                    </a:stretch>
+                  </pic:blipFill>
+                  <pic:spPr bwMode="auto">
+                    <a:xfrm>
+                      <a:off x="0" y="0"/>
+                      <a:ext cx="2856230" cy="253365"/>
+                    </a:xfrm>
+                    <a:prstGeom prst="rect">
+                      <a:avLst/>
+                    </a:prstGeom>
+                    <a:noFill/>
+                    <a:ln w="9525">
+                      <a:noFill/>
+                      <a:miter lim="800000"/>
+                      <a:headEnd/>
+                      <a:tailEnd/>
+                    </a:ln>
+                  </pic:spPr>
+                </pic:pic>
+              </a:graphicData>
+            </a:graphic>
+          </wp:inline>
+        </w:drawing>
+      </w:r>
+    </w:p>
+    <w:p>
+      <w:pPr>
+        <w:numPr>
+          <w:ilvl w:val="0"/>
+          <w:numId w:val="3"/>
+        </w:numPr>
+      </w:pPr>
+      <w:r>
+        <w:rPr>
+          <w:b/>
+          <w:bCs/>
+        </w:rPr>
+        <w:t>Add Spring Dependencies in pom.xml:</w:t>
+      </w:r>
+    </w:p>
+    <w:p>
+      <w:pPr>
+        <w:ind w:left="1080"/>
+      </w:pPr>
+      <w:r>
+        <w:t xml:space="preserve">Include dependencies for Spring Context, Spring AOP, and Spring </w:t>
+      </w:r>
+      <w:proofErr w:type="spellStart"/>
+      <w:r>
+        <w:t>WebMVC</w:t>
+      </w:r>
+      <w:proofErr w:type="spellEnd"/>
+      <w:r>
+        <w:t>.</w:t>
+      </w:r>
+    </w:p>
+    <w:p>
+      <w:pPr>
+        <w:pStyle w:val="NormalWeb"/>
+        <w:shd w:val="clear" w:color="auto" w:fill="2F2F2F"/>
+        <w:spacing w:before="0" w:beforeAutospacing="0" w:after="0" w:afterAutospacing="0"/>
+        <w:ind w:left="360"/>
+        <w:rPr>
+          <w:rFonts w:ascii="Consolas" w:hAnsi="Consolas"/>
+          <w:color w:val="CCCCCC"/>
+          <w:sz w:val="20"/>
+          <w:szCs w:val="20"/>
+        </w:rPr>
+      </w:pPr>
+      <w:r>
+        <w:rPr>
+          <w:rFonts w:ascii="Consolas" w:hAnsi="Consolas"/>
+          <w:color w:val="808080"/>
+          <w:sz w:val="20"/>
+          <w:szCs w:val="20"/>
+        </w:rPr>
+        <w:t>&lt;</w:t>
+      </w:r>
+      <w:proofErr w:type="gramStart"/>
+      <w:r>
+        <w:rPr>
+          <w:rFonts w:ascii="Consolas" w:hAnsi="Consolas"/>
+          <w:color w:val="569CD6"/>
+          <w:sz w:val="20"/>
+          <w:szCs w:val="20"/>
+        </w:rPr>
+        <w:t>dependencies</w:t>
+      </w:r>
+      <w:proofErr w:type="gramEnd"/>
+      <w:r>
+        <w:rPr>
+          <w:rFonts w:ascii="Consolas" w:hAnsi="Consolas"/>
+          <w:color w:val="808080"/>
+          <w:sz w:val="20"/>
+          <w:szCs w:val="20"/>
+        </w:rPr>
+        <w:t>&gt;</w:t>
+      </w:r>
+    </w:p>
+    <w:p>
+      <w:pPr>
+        <w:pStyle w:val="NormalWeb"/>
+        <w:shd w:val="clear" w:color="auto" w:fill="2F2F2F"/>
+        <w:spacing w:before="0" w:beforeAutospacing="0" w:after="0" w:afterAutospacing="0"/>
+        <w:ind w:left="360"/>
+        <w:rPr>
+          <w:rFonts w:ascii="Consolas" w:hAnsi="Consolas"/>
+          <w:color w:val="CCCCCC"/>
+          <w:sz w:val="20"/>
+          <w:szCs w:val="20"/>
+        </w:rPr>
+      </w:pPr>
+      <w:r>
+        <w:rPr>
+          <w:rFonts w:ascii="Consolas" w:hAnsi="Consolas"/>
+          <w:color w:val="CCCCCC"/>
+          <w:sz w:val="20"/>
+          <w:szCs w:val="20"/>
+        </w:rPr>
+        <w:t xml:space="preserve">  </w:t>
+      </w:r>
+      <w:r>
+        <w:rPr>
+          <w:rFonts w:ascii="Consolas" w:hAnsi="Consolas"/>
+          <w:color w:val="808080"/>
+          <w:sz w:val="20"/>
+          <w:szCs w:val="20"/>
+        </w:rPr>
+        <w:t>&lt;</w:t>
+      </w:r>
+      <w:proofErr w:type="gramStart"/>
+      <w:r>
+        <w:rPr>
+          <w:rFonts w:ascii="Consolas" w:hAnsi="Consolas"/>
+          <w:color w:val="569CD6"/>
+          <w:sz w:val="20"/>
+          <w:szCs w:val="20"/>
+        </w:rPr>
+        <w:t>dependency</w:t>
+      </w:r>
+      <w:proofErr w:type="gramEnd"/>
+      <w:r>
+        <w:rPr>
+          <w:rFonts w:ascii="Consolas" w:hAnsi="Consolas"/>
+          <w:color w:val="808080"/>
+          <w:sz w:val="20"/>
+          <w:szCs w:val="20"/>
+        </w:rPr>
+        <w:t>&gt;</w:t>
+      </w:r>
+    </w:p>
+    <w:p>
+      <w:pPr>
+        <w:pStyle w:val="NormalWeb"/>
+        <w:shd w:val="clear" w:color="auto" w:fill="2F2F2F"/>
+        <w:spacing w:before="0" w:beforeAutospacing="0" w:after="0" w:afterAutospacing="0"/>
+        <w:ind w:left="360"/>
+        <w:rPr>
+          <w:rFonts w:ascii="Consolas" w:hAnsi="Consolas"/>
+          <w:color w:val="CCCCCC"/>
+          <w:sz w:val="20"/>
+          <w:szCs w:val="20"/>
+        </w:rPr>
+      </w:pPr>
+      <w:r>
+        <w:rPr>
+          <w:rFonts w:ascii="Consolas" w:hAnsi="Consolas"/>
+          <w:color w:val="CCCCCC"/>
+          <w:sz w:val="20"/>
+          <w:szCs w:val="20"/>
+        </w:rPr>
+        <w:lastRenderedPageBreak/>
+        <w:t xml:space="preserve">  </w:t>
+      </w:r>
+      <w:r>
+        <w:rPr>
+          <w:rFonts w:ascii="Consolas" w:hAnsi="Consolas"/>
+          <w:color w:val="808080"/>
+          <w:sz w:val="20"/>
+          <w:szCs w:val="20"/>
+        </w:rPr>
+        <w:t>&lt;</w:t>
+      </w:r>
+      <w:proofErr w:type="spellStart"/>
+      <w:proofErr w:type="gramStart"/>
+      <w:r>
+        <w:rPr>
+          <w:rFonts w:ascii="Consolas" w:hAnsi="Consolas"/>
+          <w:color w:val="569CD6"/>
+          <w:sz w:val="20"/>
+          <w:szCs w:val="20"/>
+        </w:rPr>
+        <w:t>groupId</w:t>
+      </w:r>
+      <w:proofErr w:type="spellEnd"/>
+      <w:r>
+        <w:rPr>
+          <w:rFonts w:ascii="Consolas" w:hAnsi="Consolas"/>
+          <w:color w:val="808080"/>
+          <w:sz w:val="20"/>
+          <w:szCs w:val="20"/>
+        </w:rPr>
+        <w:t>&gt;</w:t>
+      </w:r>
+      <w:proofErr w:type="spellStart"/>
+      <w:proofErr w:type="gramEnd"/>
+      <w:r>
+        <w:rPr>
+          <w:rFonts w:ascii="Consolas" w:hAnsi="Consolas"/>
+          <w:color w:val="CCCCCC"/>
+          <w:sz w:val="20"/>
+          <w:szCs w:val="20"/>
+        </w:rPr>
+        <w:t>org.springframework</w:t>
+      </w:r>
+      <w:proofErr w:type="spellEnd"/>
+      <w:r>
+        <w:rPr>
+          <w:rFonts w:ascii="Consolas" w:hAnsi="Consolas"/>
+          <w:color w:val="808080"/>
+          <w:sz w:val="20"/>
+          <w:szCs w:val="20"/>
+        </w:rPr>
+        <w:t>&lt;/</w:t>
+      </w:r>
+      <w:proofErr w:type="spellStart"/>
+      <w:r>
+        <w:rPr>
+          <w:rFonts w:ascii="Consolas" w:hAnsi="Consolas"/>
+          <w:color w:val="569CD6"/>
+          <w:sz w:val="20"/>
+          <w:szCs w:val="20"/>
+        </w:rPr>
+        <w:t>groupId</w:t>
+      </w:r>
+      <w:proofErr w:type="spellEnd"/>
+      <w:r>
+        <w:rPr>
+          <w:rFonts w:ascii="Consolas" w:hAnsi="Consolas"/>
+          <w:color w:val="808080"/>
+          <w:sz w:val="20"/>
+          <w:szCs w:val="20"/>
+        </w:rPr>
+        <w:t>&gt;</w:t>
+      </w:r>
+    </w:p>
+    <w:p>
+      <w:pPr>
+        <w:pStyle w:val="NormalWeb"/>
+        <w:shd w:val="clear" w:color="auto" w:fill="2F2F2F"/>
+        <w:spacing w:before="0" w:beforeAutospacing="0" w:after="0" w:afterAutospacing="0"/>
+        <w:ind w:left="360"/>
+        <w:rPr>
+          <w:rFonts w:ascii="Consolas" w:hAnsi="Consolas"/>
+          <w:color w:val="CCCCCC"/>
+          <w:sz w:val="20"/>
+          <w:szCs w:val="20"/>
+        </w:rPr>
+      </w:pPr>
+      <w:r>
+        <w:rPr>
+          <w:rFonts w:ascii="Consolas" w:hAnsi="Consolas"/>
+          <w:color w:val="CCCCCC"/>
+          <w:sz w:val="20"/>
+          <w:szCs w:val="20"/>
+        </w:rPr>
+        <w:t xml:space="preserve">  </w:t>
+      </w:r>
+      <w:r>
+        <w:rPr>
+          <w:rFonts w:ascii="Consolas" w:hAnsi="Consolas"/>
+          <w:color w:val="808080"/>
+          <w:sz w:val="20"/>
+          <w:szCs w:val="20"/>
+        </w:rPr>
+        <w:t>&lt;</w:t>
+      </w:r>
+      <w:proofErr w:type="spellStart"/>
+      <w:proofErr w:type="gramStart"/>
+      <w:r>
+        <w:rPr>
+          <w:rFonts w:ascii="Consolas" w:hAnsi="Consolas"/>
+          <w:color w:val="569CD6"/>
+          <w:sz w:val="20"/>
+          <w:szCs w:val="20"/>
+        </w:rPr>
+        <w:t>artifactId</w:t>
+      </w:r>
+      <w:proofErr w:type="spellEnd"/>
+      <w:r>
+        <w:rPr>
+          <w:rFonts w:ascii="Consolas" w:hAnsi="Consolas"/>
+          <w:color w:val="808080"/>
+          <w:sz w:val="20"/>
+          <w:szCs w:val="20"/>
+        </w:rPr>
+        <w:t>&gt;</w:t>
+      </w:r>
+      <w:proofErr w:type="gramEnd"/>
+      <w:r>
+        <w:rPr>
+          <w:rFonts w:ascii="Consolas" w:hAnsi="Consolas"/>
+          <w:color w:val="CCCCCC"/>
+          <w:sz w:val="20"/>
+          <w:szCs w:val="20"/>
+        </w:rPr>
+        <w:t>spring-context</w:t>
+      </w:r>
+      <w:r>
+        <w:rPr>
+          <w:rFonts w:ascii="Consolas" w:hAnsi="Consolas"/>
+          <w:color w:val="808080"/>
+          <w:sz w:val="20"/>
+          <w:szCs w:val="20"/>
+        </w:rPr>
+        <w:t>&lt;/</w:t>
+      </w:r>
+      <w:proofErr w:type="spellStart"/>
+      <w:r>
+        <w:rPr>
+          <w:rFonts w:ascii="Consolas" w:hAnsi="Consolas"/>
+          <w:color w:val="569CD6"/>
+          <w:sz w:val="20"/>
+          <w:szCs w:val="20"/>
+        </w:rPr>
+        <w:t>artifactId</w:t>
+      </w:r>
+      <w:proofErr w:type="spellEnd"/>
+      <w:r>
+        <w:rPr>
+          <w:rFonts w:ascii="Consolas" w:hAnsi="Consolas"/>
+          <w:color w:val="808080"/>
+          <w:sz w:val="20"/>
+          <w:szCs w:val="20"/>
+        </w:rPr>
+        <w:t>&gt;</w:t>
+      </w:r>
+    </w:p>
+    <w:p>
+      <w:pPr>
+        <w:pStyle w:val="NormalWeb"/>
+        <w:shd w:val="clear" w:color="auto" w:fill="2F2F2F"/>
+        <w:spacing w:before="0" w:beforeAutospacing="0" w:after="0" w:afterAutospacing="0"/>
+        <w:ind w:left="360"/>
+        <w:rPr>
+          <w:rFonts w:ascii="Consolas" w:hAnsi="Consolas"/>
+          <w:color w:val="CCCCCC"/>
+          <w:sz w:val="20"/>
+          <w:szCs w:val="20"/>
+        </w:rPr>
+      </w:pPr>
+      <w:r>
+        <w:rPr>
+          <w:rFonts w:ascii="Consolas" w:hAnsi="Consolas"/>
+          <w:color w:val="CCCCCC"/>
+          <w:sz w:val="20"/>
+          <w:szCs w:val="20"/>
+        </w:rPr>
+        <w:t xml:space="preserve">  </w:t>
+      </w:r>
+      <w:r>
+        <w:rPr>
+          <w:rFonts w:ascii="Consolas" w:hAnsi="Consolas"/>
+          <w:color w:val="808080"/>
+          <w:sz w:val="20"/>
+          <w:szCs w:val="20"/>
+        </w:rPr>
+        <w:t>&lt;</w:t>
+      </w:r>
+      <w:r>
+        <w:rPr>
+          <w:rFonts w:ascii="Consolas" w:hAnsi="Consolas"/>
+          <w:color w:val="569CD6"/>
+          <w:sz w:val="20"/>
+          <w:szCs w:val="20"/>
+        </w:rPr>
+        <w:t>version</w:t>
+      </w:r>
+      <w:r>
+        <w:rPr>
+          <w:rFonts w:ascii="Consolas" w:hAnsi="Consolas"/>
+          <w:color w:val="808080"/>
+          <w:sz w:val="20"/>
+          <w:szCs w:val="20"/>
+        </w:rPr>
+        <w:t>&gt;</w:t>
+      </w:r>
+      <w:r>
+        <w:rPr>
+          <w:rFonts w:ascii="Consolas" w:hAnsi="Consolas"/>
+          <w:color w:val="CCCCCC"/>
+          <w:sz w:val="20"/>
+          <w:szCs w:val="20"/>
+        </w:rPr>
+        <w:t>5.3.39</w:t>
+      </w:r>
+      <w:r>
+        <w:rPr>
+          <w:rFonts w:ascii="Consolas" w:hAnsi="Consolas"/>
+          <w:color w:val="808080"/>
+          <w:sz w:val="20"/>
+          <w:szCs w:val="20"/>
+        </w:rPr>
+        <w:t>&lt;/</w:t>
+      </w:r>
+      <w:r>
+        <w:rPr>
+          <w:rFonts w:ascii="Consolas" w:hAnsi="Consolas"/>
+          <w:color w:val="569CD6"/>
+          <w:sz w:val="20"/>
+          <w:szCs w:val="20"/>
+        </w:rPr>
+        <w:t>version</w:t>
+      </w:r>
+      <w:r>
+        <w:rPr>
+          <w:rFonts w:ascii="Consolas" w:hAnsi="Consolas"/>
+          <w:color w:val="808080"/>
+          <w:sz w:val="20"/>
+          <w:szCs w:val="20"/>
+        </w:rPr>
+        <w:t>&gt;</w:t>
+      </w:r>
+    </w:p>
+    <w:p>
+      <w:pPr>
+        <w:pStyle w:val="NormalWeb"/>
+        <w:shd w:val="clear" w:color="auto" w:fill="2F2F2F"/>
+        <w:spacing w:before="0" w:beforeAutospacing="0" w:after="0" w:afterAutospacing="0"/>
+        <w:ind w:left="360"/>
+        <w:rPr>
+          <w:rFonts w:ascii="Consolas" w:hAnsi="Consolas"/>
+          <w:color w:val="CCCCCC"/>
+          <w:sz w:val="20"/>
+          <w:szCs w:val="20"/>
+        </w:rPr>
+      </w:pPr>
+      <w:r>
+        <w:rPr>
+          <w:rFonts w:ascii="Consolas" w:hAnsi="Consolas"/>
+          <w:color w:val="CCCCCC"/>
+          <w:sz w:val="20"/>
+          <w:szCs w:val="20"/>
+        </w:rPr>
+        <w:t xml:space="preserve">  </w:t>
+      </w:r>
+      <w:r>
+        <w:rPr>
+          <w:rFonts w:ascii="Consolas" w:hAnsi="Consolas"/>
+          <w:color w:val="808080"/>
+          <w:sz w:val="20"/>
+          <w:szCs w:val="20"/>
+        </w:rPr>
+        <w:t>&lt;/</w:t>
+      </w:r>
+      <w:r>
+        <w:rPr>
+          <w:rFonts w:ascii="Consolas" w:hAnsi="Consolas"/>
+          <w:color w:val="569CD6"/>
+          <w:sz w:val="20"/>
+          <w:szCs w:val="20"/>
+        </w:rPr>
+        <w:t>dependency</w:t>
+      </w:r>
+      <w:r>
+        <w:rPr>
+          <w:rFonts w:ascii="Consolas" w:hAnsi="Consolas"/>
+          <w:color w:val="808080"/>
+          <w:sz w:val="20"/>
+          <w:szCs w:val="20"/>
+        </w:rPr>
+        <w:t>&gt;</w:t>
+      </w:r>
+    </w:p>
+    <w:p>
+      <w:pPr>
+        <w:pStyle w:val="NormalWeb"/>
+        <w:shd w:val="clear" w:color="auto" w:fill="2F2F2F"/>
+        <w:spacing w:before="0" w:beforeAutospacing="0" w:after="0" w:afterAutospacing="0"/>
+        <w:ind w:left="360"/>
+        <w:rPr>
+          <w:rFonts w:ascii="Consolas" w:hAnsi="Consolas"/>
+          <w:color w:val="CCCCCC"/>
+          <w:sz w:val="20"/>
+          <w:szCs w:val="20"/>
+        </w:rPr>
+      </w:pPr>
+      <w:r>
+        <w:rPr>
+          <w:rFonts w:ascii="Consolas" w:hAnsi="Consolas"/>
+          <w:color w:val="CCCCCC"/>
+          <w:sz w:val="20"/>
+          <w:szCs w:val="20"/>
+        </w:rPr>
+        <w:t xml:space="preserve">  </w:t>
+      </w:r>
+      <w:r>
+        <w:rPr>
+          <w:rFonts w:ascii="Consolas" w:hAnsi="Consolas"/>
+          <w:color w:val="808080"/>
+          <w:sz w:val="20"/>
+          <w:szCs w:val="20"/>
+        </w:rPr>
+        <w:t>&lt;</w:t>
+      </w:r>
+      <w:proofErr w:type="gramStart"/>
+      <w:r>
+        <w:rPr>
+          <w:rFonts w:ascii="Consolas" w:hAnsi="Consolas"/>
+          <w:color w:val="569CD6"/>
+          <w:sz w:val="20"/>
+          <w:szCs w:val="20"/>
+        </w:rPr>
+        <w:t>dependency</w:t>
+      </w:r>
+      <w:proofErr w:type="gramEnd"/>
+      <w:r>
+        <w:rPr>
+          <w:rFonts w:ascii="Consolas" w:hAnsi="Consolas"/>
+          <w:color w:val="808080"/>
+          <w:sz w:val="20"/>
+          <w:szCs w:val="20"/>
+        </w:rPr>
+        <w:t>&gt;</w:t>
+      </w:r>
+    </w:p>
+    <w:p>
+      <w:pPr>
+        <w:pStyle w:val="NormalWeb"/>
+        <w:shd w:val="clear" w:color="auto" w:fill="2F2F2F"/>
+        <w:spacing w:before="0" w:beforeAutospacing="0" w:after="0" w:afterAutospacing="0"/>
+        <w:ind w:left="360"/>
+        <w:rPr>
+          <w:rFonts w:ascii="Consolas" w:hAnsi="Consolas"/>
+          <w:color w:val="CCCCCC"/>
+          <w:sz w:val="20"/>
+          <w:szCs w:val="20"/>
+        </w:rPr>
+      </w:pPr>
+      <w:r>
+        <w:rPr>
+          <w:rFonts w:ascii="Consolas" w:hAnsi="Consolas"/>
+          <w:color w:val="CCCCCC"/>
+          <w:sz w:val="20"/>
+          <w:szCs w:val="20"/>
+        </w:rPr>
+        <w:t xml:space="preserve">  </w:t>
+      </w:r>
+      <w:r>
+        <w:rPr>
+          <w:rFonts w:ascii="Consolas" w:hAnsi="Consolas"/>
+          <w:color w:val="808080"/>
+          <w:sz w:val="20"/>
+          <w:szCs w:val="20"/>
+        </w:rPr>
+        <w:t>&lt;</w:t>
+      </w:r>
+      <w:proofErr w:type="spellStart"/>
+      <w:proofErr w:type="gramStart"/>
+      <w:r>
+        <w:rPr>
+          <w:rFonts w:ascii="Consolas" w:hAnsi="Consolas"/>
+          <w:color w:val="569CD6"/>
+          <w:sz w:val="20"/>
+          <w:szCs w:val="20"/>
+        </w:rPr>
+        <w:t>groupId</w:t>
+      </w:r>
+      <w:proofErr w:type="spellEnd"/>
+      <w:r>
+        <w:rPr>
+          <w:rFonts w:ascii="Consolas" w:hAnsi="Consolas"/>
+          <w:color w:val="808080"/>
+          <w:sz w:val="20"/>
+          <w:szCs w:val="20"/>
+        </w:rPr>
+        <w:t>&gt;</w:t>
+      </w:r>
+      <w:proofErr w:type="spellStart"/>
+      <w:proofErr w:type="gramEnd"/>
+      <w:r>
+        <w:rPr>
+          <w:rFonts w:ascii="Consolas" w:hAnsi="Consolas"/>
+          <w:color w:val="CCCCCC"/>
+          <w:sz w:val="20"/>
+          <w:szCs w:val="20"/>
+        </w:rPr>
+        <w:t>org.springframework</w:t>
+      </w:r>
+      <w:proofErr w:type="spellEnd"/>
+      <w:r>
+        <w:rPr>
+          <w:rFonts w:ascii="Consolas" w:hAnsi="Consolas"/>
+          <w:color w:val="808080"/>
+          <w:sz w:val="20"/>
+          <w:szCs w:val="20"/>
+        </w:rPr>
+        <w:t>&lt;/</w:t>
+      </w:r>
+      <w:proofErr w:type="spellStart"/>
+      <w:r>
+        <w:rPr>
+          <w:rFonts w:ascii="Consolas" w:hAnsi="Consolas"/>
+          <w:color w:val="569CD6"/>
+          <w:sz w:val="20"/>
+          <w:szCs w:val="20"/>
+        </w:rPr>
+        <w:t>groupId</w:t>
+      </w:r>
+      <w:proofErr w:type="spellEnd"/>
+      <w:r>
+        <w:rPr>
+          <w:rFonts w:ascii="Consolas" w:hAnsi="Consolas"/>
+          <w:color w:val="808080"/>
+          <w:sz w:val="20"/>
+          <w:szCs w:val="20"/>
+        </w:rPr>
+        <w:t>&gt;</w:t>
+      </w:r>
+    </w:p>
+    <w:p>
+      <w:pPr>
+        <w:pStyle w:val="NormalWeb"/>
+        <w:shd w:val="clear" w:color="auto" w:fill="2F2F2F"/>
+        <w:spacing w:before="0" w:beforeAutospacing="0" w:after="0" w:afterAutospacing="0"/>
+        <w:ind w:left="360"/>
+        <w:rPr>
+          <w:rFonts w:ascii="Consolas" w:hAnsi="Consolas"/>
+          <w:color w:val="CCCCCC"/>
+          <w:sz w:val="20"/>
+          <w:szCs w:val="20"/>
+        </w:rPr>
+      </w:pPr>
+      <w:r>
+        <w:rPr>
+          <w:rFonts w:ascii="Consolas" w:hAnsi="Consolas"/>
+          <w:color w:val="CCCCCC"/>
+          <w:sz w:val="20"/>
+          <w:szCs w:val="20"/>
+        </w:rPr>
+        <w:t xml:space="preserve">  </w:t>
+      </w:r>
+      <w:r>
+        <w:rPr>
+          <w:rFonts w:ascii="Consolas" w:hAnsi="Consolas"/>
+          <w:color w:val="808080"/>
+          <w:sz w:val="20"/>
+          <w:szCs w:val="20"/>
+        </w:rPr>
+        <w:t>&lt;</w:t>
+      </w:r>
+      <w:proofErr w:type="spellStart"/>
+      <w:proofErr w:type="gramStart"/>
+      <w:r>
+        <w:rPr>
+          <w:rFonts w:ascii="Consolas" w:hAnsi="Consolas"/>
+          <w:color w:val="569CD6"/>
+          <w:sz w:val="20"/>
+          <w:szCs w:val="20"/>
+        </w:rPr>
+        <w:t>artifactId</w:t>
+      </w:r>
+      <w:proofErr w:type="spellEnd"/>
+      <w:r>
+        <w:rPr>
+          <w:rFonts w:ascii="Consolas" w:hAnsi="Consolas"/>
+          <w:color w:val="808080"/>
+          <w:sz w:val="20"/>
+          <w:szCs w:val="20"/>
+        </w:rPr>
+        <w:t>&gt;</w:t>
+      </w:r>
+      <w:proofErr w:type="gramEnd"/>
+      <w:r>
+        <w:rPr>
+          <w:rFonts w:ascii="Consolas" w:hAnsi="Consolas"/>
+          <w:color w:val="CCCCCC"/>
+          <w:sz w:val="20"/>
+          <w:szCs w:val="20"/>
+        </w:rPr>
+        <w:t>spring-</w:t>
+      </w:r>
+      <w:proofErr w:type="spellStart"/>
+      <w:r>
+        <w:rPr>
+          <w:rFonts w:ascii="Consolas" w:hAnsi="Consolas"/>
+          <w:color w:val="CCCCCC"/>
+          <w:sz w:val="20"/>
+          <w:szCs w:val="20"/>
+        </w:rPr>
+        <w:t>aop</w:t>
+      </w:r>
+      <w:proofErr w:type="spellEnd"/>
+      <w:r>
+        <w:rPr>
+          <w:rFonts w:ascii="Consolas" w:hAnsi="Consolas"/>
+          <w:color w:val="808080"/>
+          <w:sz w:val="20"/>
+          <w:szCs w:val="20"/>
+        </w:rPr>
+        <w:t>&lt;/</w:t>
+      </w:r>
+      <w:proofErr w:type="spellStart"/>
+      <w:r>
+        <w:rPr>
+          <w:rFonts w:ascii="Consolas" w:hAnsi="Consolas"/>
+          <w:color w:val="569CD6"/>
+          <w:sz w:val="20"/>
+          <w:szCs w:val="20"/>
+        </w:rPr>
+        <w:t>artifactId</w:t>
+      </w:r>
+      <w:proofErr w:type="spellEnd"/>
+      <w:r>
+        <w:rPr>
+          <w:rFonts w:ascii="Consolas" w:hAnsi="Consolas"/>
+          <w:color w:val="808080"/>
+          <w:sz w:val="20"/>
+          <w:szCs w:val="20"/>
+        </w:rPr>
+        <w:t>&gt;</w:t>
+      </w:r>
+    </w:p>
+    <w:p>
+      <w:pPr>
+        <w:pStyle w:val="NormalWeb"/>
+        <w:shd w:val="clear" w:color="auto" w:fill="2F2F2F"/>
+        <w:spacing w:before="0" w:beforeAutospacing="0" w:after="0" w:afterAutospacing="0"/>
+        <w:ind w:left="360"/>
+        <w:rPr>
+          <w:rFonts w:ascii="Consolas" w:hAnsi="Consolas"/>
+          <w:color w:val="CCCCCC"/>
+          <w:sz w:val="20"/>
+          <w:szCs w:val="20"/>
+        </w:rPr>
+      </w:pPr>
+      <w:r>
+        <w:rPr>
+          <w:rFonts w:ascii="Consolas" w:hAnsi="Consolas"/>
+          <w:color w:val="CCCCCC"/>
+          <w:sz w:val="20"/>
+          <w:szCs w:val="20"/>
+        </w:rPr>
+        <w:t xml:space="preserve">  </w:t>
+      </w:r>
+      <w:r>
+        <w:rPr>
+          <w:rFonts w:ascii="Consolas" w:hAnsi="Consolas"/>
+          <w:color w:val="808080"/>
+          <w:sz w:val="20"/>
+          <w:szCs w:val="20"/>
+        </w:rPr>
+        <w:t>&lt;</w:t>
+      </w:r>
+      <w:r>
+        <w:rPr>
+          <w:rFonts w:ascii="Consolas" w:hAnsi="Consolas"/>
+          <w:color w:val="569CD6"/>
+          <w:sz w:val="20"/>
+          <w:szCs w:val="20"/>
+        </w:rPr>
+        <w:t>version</w:t>
+      </w:r>
+      <w:r>
+        <w:rPr>
+          <w:rFonts w:ascii="Consolas" w:hAnsi="Consolas"/>
+          <w:color w:val="808080"/>
+          <w:sz w:val="20"/>
+          <w:szCs w:val="20"/>
+        </w:rPr>
+        <w:t>&gt;</w:t>
+      </w:r>
+      <w:r>
+        <w:rPr>
+          <w:rFonts w:ascii="Consolas" w:hAnsi="Consolas"/>
+          <w:color w:val="CCCCCC"/>
+          <w:sz w:val="20"/>
+          <w:szCs w:val="20"/>
+        </w:rPr>
+        <w:t>5.3.39</w:t>
+      </w:r>
+      <w:r>
+        <w:rPr>
+          <w:rFonts w:ascii="Consolas" w:hAnsi="Consolas"/>
+          <w:color w:val="808080"/>
+          <w:sz w:val="20"/>
+          <w:szCs w:val="20"/>
+        </w:rPr>
+        <w:t>&lt;/</w:t>
+      </w:r>
+      <w:r>
+        <w:rPr>
+          <w:rFonts w:ascii="Consolas" w:hAnsi="Consolas"/>
+          <w:color w:val="569CD6"/>
+          <w:sz w:val="20"/>
+          <w:szCs w:val="20"/>
+        </w:rPr>
+        <w:t>version</w:t>
+      </w:r>
+      <w:r>
+        <w:rPr>
+          <w:rFonts w:ascii="Consolas" w:hAnsi="Consolas"/>
+          <w:color w:val="808080"/>
+          <w:sz w:val="20"/>
+          <w:szCs w:val="20"/>
+        </w:rPr>
+        <w:t>&gt;</w:t>
+      </w:r>
+    </w:p>
+    <w:p>
+      <w:pPr>
+        <w:pStyle w:val="NormalWeb"/>
+        <w:shd w:val="clear" w:color="auto" w:fill="2F2F2F"/>
+        <w:spacing w:before="0" w:beforeAutospacing="0" w:after="0" w:afterAutospacing="0"/>
+        <w:ind w:left="360"/>
+        <w:rPr>
+          <w:rFonts w:ascii="Consolas" w:hAnsi="Consolas"/>
+          <w:color w:val="CCCCCC"/>
+          <w:sz w:val="20"/>
+          <w:szCs w:val="20"/>
+        </w:rPr>
+      </w:pPr>
+      <w:r>
+        <w:rPr>
+          <w:rFonts w:ascii="Consolas" w:hAnsi="Consolas"/>
+          <w:color w:val="CCCCCC"/>
+          <w:sz w:val="20"/>
+          <w:szCs w:val="20"/>
+        </w:rPr>
+        <w:t xml:space="preserve">  </w:t>
+      </w:r>
+      <w:r>
+        <w:rPr>
+          <w:rFonts w:ascii="Consolas" w:hAnsi="Consolas"/>
+          <w:color w:val="808080"/>
+          <w:sz w:val="20"/>
+          <w:szCs w:val="20"/>
+        </w:rPr>
+        <w:t>&lt;/</w:t>
+      </w:r>
+      <w:r>
+        <w:rPr>
+          <w:rFonts w:ascii="Consolas" w:hAnsi="Consolas"/>
+          <w:color w:val="569CD6"/>
+          <w:sz w:val="20"/>
+          <w:szCs w:val="20"/>
+        </w:rPr>
+        <w:t>dependency</w:t>
+      </w:r>
+      <w:r>
+        <w:rPr>
+          <w:rFonts w:ascii="Consolas" w:hAnsi="Consolas"/>
+          <w:color w:val="808080"/>
+          <w:sz w:val="20"/>
+          <w:szCs w:val="20"/>
+        </w:rPr>
+        <w:t>&gt;</w:t>
+      </w:r>
+    </w:p>
+    <w:p>
+      <w:pPr>
+        <w:pStyle w:val="NormalWeb"/>
+        <w:shd w:val="clear" w:color="auto" w:fill="2F2F2F"/>
+        <w:spacing w:before="0" w:beforeAutospacing="0" w:after="0" w:afterAutospacing="0"/>
+        <w:ind w:left="360"/>
+        <w:rPr>
+          <w:rFonts w:ascii="Consolas" w:hAnsi="Consolas"/>
+          <w:color w:val="CCCCCC"/>
+          <w:sz w:val="20"/>
+          <w:szCs w:val="20"/>
+        </w:rPr>
+      </w:pPr>
+      <w:r>
+        <w:rPr>
+          <w:rFonts w:ascii="Consolas" w:hAnsi="Consolas"/>
+          <w:color w:val="CCCCCC"/>
+          <w:sz w:val="20"/>
+          <w:szCs w:val="20"/>
+        </w:rPr>
+        <w:t xml:space="preserve">  </w:t>
+      </w:r>
+      <w:r>
+        <w:rPr>
+          <w:rFonts w:ascii="Consolas" w:hAnsi="Consolas"/>
+          <w:color w:val="808080"/>
+          <w:sz w:val="20"/>
+          <w:szCs w:val="20"/>
+        </w:rPr>
+        <w:t>&lt;</w:t>
+      </w:r>
+      <w:proofErr w:type="gramStart"/>
+      <w:r>
+        <w:rPr>
+          <w:rFonts w:ascii="Consolas" w:hAnsi="Consolas"/>
+          <w:color w:val="569CD6"/>
+          <w:sz w:val="20"/>
+          <w:szCs w:val="20"/>
+        </w:rPr>
+        <w:t>dependency</w:t>
+      </w:r>
+      <w:proofErr w:type="gramEnd"/>
+      <w:r>
+        <w:rPr>
+          <w:rFonts w:ascii="Consolas" w:hAnsi="Consolas"/>
+          <w:color w:val="808080"/>
+          <w:sz w:val="20"/>
+          <w:szCs w:val="20"/>
+        </w:rPr>
+        <w:t>&gt;</w:t>
+      </w:r>
+    </w:p>
+    <w:p>
+      <w:pPr>
+        <w:pStyle w:val="NormalWeb"/>
+        <w:shd w:val="clear" w:color="auto" w:fill="2F2F2F"/>
+        <w:spacing w:before="0" w:beforeAutospacing="0" w:after="0" w:afterAutospacing="0"/>
+        <w:ind w:left="360"/>
+        <w:rPr>
+          <w:rFonts w:ascii="Consolas" w:hAnsi="Consolas"/>
+          <w:color w:val="CCCCCC"/>
+          <w:sz w:val="20"/>
+          <w:szCs w:val="20"/>
+        </w:rPr>
+      </w:pPr>
+      <w:r>
+        <w:rPr>
+          <w:rFonts w:ascii="Consolas" w:hAnsi="Consolas"/>
+          <w:color w:val="CCCCCC"/>
+          <w:sz w:val="20"/>
+          <w:szCs w:val="20"/>
+        </w:rPr>
+        <w:t xml:space="preserve">  </w:t>
+      </w:r>
+      <w:r>
+        <w:rPr>
+          <w:rFonts w:ascii="Consolas" w:hAnsi="Consolas"/>
+          <w:color w:val="808080"/>
+          <w:sz w:val="20"/>
+          <w:szCs w:val="20"/>
+        </w:rPr>
+        <w:t>&lt;</w:t>
+      </w:r>
+      <w:proofErr w:type="spellStart"/>
+      <w:proofErr w:type="gramStart"/>
+      <w:r>
+        <w:rPr>
+          <w:rFonts w:ascii="Consolas" w:hAnsi="Consolas"/>
+          <w:color w:val="569CD6"/>
+          <w:sz w:val="20"/>
+          <w:szCs w:val="20"/>
+        </w:rPr>
+        <w:t>groupId</w:t>
+      </w:r>
+      <w:proofErr w:type="spellEnd"/>
+      <w:r>
+        <w:rPr>
+          <w:rFonts w:ascii="Consolas" w:hAnsi="Consolas"/>
+          <w:color w:val="808080"/>
+          <w:sz w:val="20"/>
+          <w:szCs w:val="20"/>
+        </w:rPr>
+        <w:t>&gt;</w:t>
+      </w:r>
+      <w:proofErr w:type="spellStart"/>
+      <w:proofErr w:type="gramEnd"/>
+      <w:r>
+        <w:rPr>
+          <w:rFonts w:ascii="Consolas" w:hAnsi="Consolas"/>
+          <w:color w:val="CCCCCC"/>
+          <w:sz w:val="20"/>
+          <w:szCs w:val="20"/>
+        </w:rPr>
+        <w:t>org.springframework</w:t>
+      </w:r>
+      <w:proofErr w:type="spellEnd"/>
+      <w:r>
+        <w:rPr>
+          <w:rFonts w:ascii="Consolas" w:hAnsi="Consolas"/>
+          <w:color w:val="808080"/>
+          <w:sz w:val="20"/>
+          <w:szCs w:val="20"/>
+        </w:rPr>
+        <w:t>&lt;/</w:t>
+      </w:r>
+      <w:proofErr w:type="spellStart"/>
+      <w:r>
+        <w:rPr>
+          <w:rFonts w:ascii="Consolas" w:hAnsi="Consolas"/>
+          <w:color w:val="569CD6"/>
+          <w:sz w:val="20"/>
+          <w:szCs w:val="20"/>
+        </w:rPr>
+        <w:t>groupId</w:t>
+      </w:r>
+      <w:proofErr w:type="spellEnd"/>
+      <w:r>
+        <w:rPr>
+          <w:rFonts w:ascii="Consolas" w:hAnsi="Consolas"/>
+          <w:color w:val="808080"/>
+          <w:sz w:val="20"/>
+          <w:szCs w:val="20"/>
+        </w:rPr>
+        <w:t>&gt;</w:t>
+      </w:r>
+    </w:p>
+    <w:p>
+      <w:pPr>
+        <w:pStyle w:val="NormalWeb"/>
+        <w:shd w:val="clear" w:color="auto" w:fill="2F2F2F"/>
+        <w:spacing w:before="0" w:beforeAutospacing="0" w:after="0" w:afterAutospacing="0"/>
+        <w:ind w:left="360"/>
+        <w:rPr>
+          <w:rFonts w:ascii="Consolas" w:hAnsi="Consolas"/>
+          <w:color w:val="CCCCCC"/>
+          <w:sz w:val="20"/>
+          <w:szCs w:val="20"/>
+        </w:rPr>
+      </w:pPr>
+      <w:r>
+        <w:rPr>
+          <w:rFonts w:ascii="Consolas" w:hAnsi="Consolas"/>
+          <w:color w:val="CCCCCC"/>
+          <w:sz w:val="20"/>
+          <w:szCs w:val="20"/>
+        </w:rPr>
+        <w:t xml:space="preserve">  </w:t>
+      </w:r>
+      <w:r>
+        <w:rPr>
+          <w:rFonts w:ascii="Consolas" w:hAnsi="Consolas"/>
+          <w:color w:val="808080"/>
+          <w:sz w:val="20"/>
+          <w:szCs w:val="20"/>
+        </w:rPr>
+        <w:t>&lt;</w:t>
+      </w:r>
+      <w:proofErr w:type="spellStart"/>
+      <w:proofErr w:type="gramStart"/>
+      <w:r>
+        <w:rPr>
+          <w:rFonts w:ascii="Consolas" w:hAnsi="Consolas"/>
+          <w:color w:val="569CD6"/>
+          <w:sz w:val="20"/>
+          <w:szCs w:val="20"/>
+        </w:rPr>
+        <w:t>artifactId</w:t>
+      </w:r>
+      <w:proofErr w:type="spellEnd"/>
+      <w:r>
+        <w:rPr>
+          <w:rFonts w:ascii="Consolas" w:hAnsi="Consolas"/>
+          <w:color w:val="808080"/>
+          <w:sz w:val="20"/>
+          <w:szCs w:val="20"/>
+        </w:rPr>
+        <w:t>&gt;</w:t>
+      </w:r>
+      <w:proofErr w:type="gramEnd"/>
+      <w:r>
+        <w:rPr>
+          <w:rFonts w:ascii="Consolas" w:hAnsi="Consolas"/>
+          <w:color w:val="CCCCCC"/>
+          <w:sz w:val="20"/>
+          <w:szCs w:val="20"/>
+        </w:rPr>
+        <w:t>spring-</w:t>
+      </w:r>
+      <w:proofErr w:type="spellStart"/>
+      <w:r>
+        <w:rPr>
+          <w:rFonts w:ascii="Consolas" w:hAnsi="Consolas"/>
+          <w:color w:val="CCCCCC"/>
+          <w:sz w:val="20"/>
+          <w:szCs w:val="20"/>
+        </w:rPr>
+        <w:t>webmvc</w:t>
+      </w:r>
+      <w:proofErr w:type="spellEnd"/>
+      <w:r>
+        <w:rPr>
+          <w:rFonts w:ascii="Consolas" w:hAnsi="Consolas"/>
+          <w:color w:val="808080"/>
+          <w:sz w:val="20"/>
+          <w:szCs w:val="20"/>
+        </w:rPr>
+        <w:t>&lt;/</w:t>
+      </w:r>
+      <w:proofErr w:type="spellStart"/>
+      <w:r>
+        <w:rPr>
+          <w:rFonts w:ascii="Consolas" w:hAnsi="Consolas"/>
+          <w:color w:val="569CD6"/>
+          <w:sz w:val="20"/>
+          <w:szCs w:val="20"/>
+        </w:rPr>
+        <w:t>artifactId</w:t>
+      </w:r>
+      <w:proofErr w:type="spellEnd"/>
+      <w:r>
+        <w:rPr>
+          <w:rFonts w:ascii="Consolas" w:hAnsi="Consolas"/>
+          <w:color w:val="808080"/>
+          <w:sz w:val="20"/>
+          <w:szCs w:val="20"/>
+        </w:rPr>
+        <w:t>&gt;</w:t>
+      </w:r>
+    </w:p>
+    <w:p>
+      <w:pPr>
+        <w:pStyle w:val="NormalWeb"/>
+        <w:shd w:val="clear" w:color="auto" w:fill="2F2F2F"/>
+        <w:spacing w:before="0" w:beforeAutospacing="0" w:after="0" w:afterAutospacing="0"/>
+        <w:ind w:left="360"/>
+        <w:rPr>
+          <w:rFonts w:ascii="Consolas" w:hAnsi="Consolas"/>
+          <w:color w:val="CCCCCC"/>
+          <w:sz w:val="20"/>
+          <w:szCs w:val="20"/>
+        </w:rPr>
+      </w:pPr>
+      <w:r>
+        <w:rPr>
+          <w:rFonts w:ascii="Consolas" w:hAnsi="Consolas"/>
+          <w:color w:val="CCCCCC"/>
+          <w:sz w:val="20"/>
+          <w:szCs w:val="20"/>
+        </w:rPr>
+        <w:t xml:space="preserve">  </w:t>
+      </w:r>
+      <w:r>
+        <w:rPr>
+          <w:rFonts w:ascii="Consolas" w:hAnsi="Consolas"/>
+          <w:color w:val="808080"/>
+          <w:sz w:val="20"/>
+          <w:szCs w:val="20"/>
+        </w:rPr>
+        <w:t>&lt;</w:t>
+      </w:r>
+      <w:r>
+        <w:rPr>
+          <w:rFonts w:ascii="Consolas" w:hAnsi="Consolas"/>
+          <w:color w:val="569CD6"/>
+          <w:sz w:val="20"/>
+          <w:szCs w:val="20"/>
+        </w:rPr>
+        <w:t>version</w:t>
+      </w:r>
+      <w:r>
+        <w:rPr>
+          <w:rFonts w:ascii="Consolas" w:hAnsi="Consolas"/>
+          <w:color w:val="808080"/>
+          <w:sz w:val="20"/>
+          <w:szCs w:val="20"/>
+        </w:rPr>
+        <w:t>&gt;</w:t>
+      </w:r>
+      <w:r>
+        <w:rPr>
+          <w:rFonts w:ascii="Consolas" w:hAnsi="Consolas"/>
+          <w:color w:val="CCCCCC"/>
+          <w:sz w:val="20"/>
+          <w:szCs w:val="20"/>
+        </w:rPr>
+        <w:t>5.3.39</w:t>
+      </w:r>
+      <w:r>
+        <w:rPr>
+          <w:rFonts w:ascii="Consolas" w:hAnsi="Consolas"/>
+          <w:color w:val="808080"/>
+          <w:sz w:val="20"/>
+          <w:szCs w:val="20"/>
+        </w:rPr>
+        <w:t>&lt;/</w:t>
+      </w:r>
+      <w:r>
+        <w:rPr>
+          <w:rFonts w:ascii="Consolas" w:hAnsi="Consolas"/>
+          <w:color w:val="569CD6"/>
+          <w:sz w:val="20"/>
+          <w:szCs w:val="20"/>
+        </w:rPr>
+        <w:t>version</w:t>
+      </w:r>
+      <w:r>
+        <w:rPr>
+          <w:rFonts w:ascii="Consolas" w:hAnsi="Consolas"/>
+          <w:color w:val="808080"/>
+          <w:sz w:val="20"/>
+          <w:szCs w:val="20"/>
+        </w:rPr>
+        <w:t>&gt;</w:t>
+      </w:r>
+    </w:p>
+    <w:p>
+      <w:pPr>
+        <w:pStyle w:val="NormalWeb"/>
+        <w:shd w:val="clear" w:color="auto" w:fill="2F2F2F"/>
+        <w:spacing w:before="0" w:beforeAutospacing="0" w:after="0" w:afterAutospacing="0"/>
+        <w:ind w:left="360"/>
+        <w:rPr>
+          <w:rFonts w:ascii="Consolas" w:hAnsi="Consolas"/>
+          <w:color w:val="CCCCCC"/>
+          <w:sz w:val="20"/>
+          <w:szCs w:val="20"/>
+        </w:rPr>
+      </w:pPr>
+      <w:r>
+        <w:rPr>
+          <w:rFonts w:ascii="Consolas" w:hAnsi="Consolas"/>
+          <w:color w:val="CCCCCC"/>
+          <w:sz w:val="20"/>
+          <w:szCs w:val="20"/>
+        </w:rPr>
+        <w:t xml:space="preserve">  </w:t>
+      </w:r>
+      <w:r>
+        <w:rPr>
+          <w:rFonts w:ascii="Consolas" w:hAnsi="Consolas"/>
+          <w:color w:val="808080"/>
+          <w:sz w:val="20"/>
+          <w:szCs w:val="20"/>
+        </w:rPr>
+        <w:t>&lt;/</w:t>
+      </w:r>
+      <w:r>
+        <w:rPr>
+          <w:rFonts w:ascii="Consolas" w:hAnsi="Consolas"/>
+          <w:color w:val="569CD6"/>
+          <w:sz w:val="20"/>
+          <w:szCs w:val="20"/>
+        </w:rPr>
+        <w:t>dependency</w:t>
+      </w:r>
+      <w:r>
+        <w:rPr>
+          <w:rFonts w:ascii="Consolas" w:hAnsi="Consolas"/>
+          <w:color w:val="808080"/>
+          <w:sz w:val="20"/>
+          <w:szCs w:val="20"/>
+        </w:rPr>
+        <w:t>&gt;</w:t>
+      </w:r>
+    </w:p>
+    <w:p>
+      <w:pPr>
+        <w:pStyle w:val="NormalWeb"/>
+        <w:shd w:val="clear" w:color="auto" w:fill="2F2F2F"/>
+        <w:spacing w:before="0" w:beforeAutospacing="0" w:after="0" w:afterAutospacing="0"/>
+        <w:ind w:left="360"/>
+        <w:rPr>
+          <w:rFonts w:ascii="Consolas" w:hAnsi="Consolas"/>
+          <w:color w:val="CCCCCC"/>
+          <w:sz w:val="20"/>
+          <w:szCs w:val="20"/>
+        </w:rPr>
+      </w:pPr>
+      <w:r>
+        <w:rPr>
+          <w:rFonts w:ascii="Consolas" w:hAnsi="Consolas"/>
+          <w:color w:val="CCCCCC"/>
+          <w:sz w:val="20"/>
+          <w:szCs w:val="20"/>
+        </w:rPr>
+        <w:t xml:space="preserve">  </w:t>
+      </w:r>
+    </w:p>
+    <w:p>
+      <w:pPr>
+        <w:pStyle w:val="NormalWeb"/>
+        <w:shd w:val="clear" w:color="auto" w:fill="2F2F2F"/>
+        <w:spacing w:before="0" w:beforeAutospacing="0" w:after="0" w:afterAutospacing="0"/>
+        <w:ind w:left="360"/>
+        <w:rPr>
+          <w:rFonts w:ascii="Consolas" w:hAnsi="Consolas"/>
+          <w:color w:val="CCCCCC"/>
+          <w:sz w:val="20"/>
+          <w:szCs w:val="20"/>
+        </w:rPr>
+      </w:pPr>
+      <w:r>
+        <w:rPr>
+          <w:rFonts w:ascii="Consolas" w:hAnsi="Consolas"/>
+          <w:color w:val="CCCCCC"/>
+          <w:sz w:val="20"/>
+          <w:szCs w:val="20"/>
+        </w:rPr>
+        <w:t xml:space="preserve">  </w:t>
+      </w:r>
+    </w:p>
+    <w:p>
+      <w:pPr>
+        <w:pStyle w:val="NormalWeb"/>
+        <w:shd w:val="clear" w:color="auto" w:fill="2F2F2F"/>
+        <w:spacing w:before="0" w:beforeAutospacing="0" w:after="0" w:afterAutospacing="0"/>
+        <w:ind w:left="360"/>
+        <w:rPr>
+          <w:rFonts w:ascii="Consolas" w:hAnsi="Consolas"/>
+          <w:color w:val="CCCCCC"/>
+          <w:sz w:val="20"/>
+          <w:szCs w:val="20"/>
+        </w:rPr>
+      </w:pPr>
+      <w:r>
+        <w:rPr>
+          <w:rFonts w:ascii="Consolas" w:hAnsi="Consolas"/>
+          <w:color w:val="CCCCCC"/>
+          <w:sz w:val="20"/>
+          <w:szCs w:val="20"/>
+        </w:rPr>
+        <w:t xml:space="preserve">  </w:t>
+      </w:r>
+      <w:r>
+        <w:rPr>
+          <w:rFonts w:ascii="Consolas" w:hAnsi="Consolas"/>
+          <w:color w:val="808080"/>
+          <w:sz w:val="20"/>
+          <w:szCs w:val="20"/>
+        </w:rPr>
+        <w:t>&lt;/</w:t>
+      </w:r>
+      <w:r>
+        <w:rPr>
+          <w:rFonts w:ascii="Consolas" w:hAnsi="Consolas"/>
+          <w:color w:val="569CD6"/>
+          <w:sz w:val="20"/>
+          <w:szCs w:val="20"/>
+        </w:rPr>
+        <w:t>dependencies</w:t>
+      </w:r>
+      <w:r>
+        <w:rPr>
+          <w:rFonts w:ascii="Consolas" w:hAnsi="Consolas"/>
+          <w:color w:val="808080"/>
+          <w:sz w:val="20"/>
+          <w:szCs w:val="20"/>
+        </w:rPr>
+        <w:t>&gt;</w:t>
+      </w:r>
+    </w:p>
+    <w:p>
+      <w:pPr>
+        <w:ind w:left="1440"/>
+      </w:pPr>
+    </w:p>
+    <w:p>
+      <w:pPr>
+        <w:numPr>
+          <w:ilvl w:val="0"/>
+          <w:numId w:val="3"/>
+        </w:numPr>
+      </w:pPr>
+      <w:r>
+        <w:rPr>
+          <w:b/>
+          <w:bCs/>
+        </w:rPr>
+        <w:t xml:space="preserve">Configure Maven </w:t>
+      </w:r>
+      <w:proofErr w:type="spellStart"/>
+      <w:r>
+        <w:rPr>
+          <w:b/>
+          <w:bCs/>
+        </w:rPr>
+        <w:t>Plugins</w:t>
+      </w:r>
+      <w:proofErr w:type="spellEnd"/>
+      <w:r>
+        <w:rPr>
+          <w:b/>
+          <w:bCs/>
+        </w:rPr>
+        <w:t>:</w:t>
+      </w:r>
+    </w:p>
+    <w:p>
+      <w:r>
+        <w:t xml:space="preserve">Configure the Maven Compiler </w:t>
+      </w:r>
+      <w:proofErr w:type="spellStart"/>
+      <w:r>
+        <w:t>Plugin</w:t>
+      </w:r>
+      <w:proofErr w:type="spellEnd"/>
+      <w:r>
+        <w:t xml:space="preserve"> for Java version 1.8 in the pom.xml</w:t>
+      </w:r>
+    </w:p>
+    <w:p>
+      <w:pPr>
+        <w:pStyle w:val="NormalWeb"/>
+        <w:shd w:val="clear" w:color="auto" w:fill="2F2F2F"/>
+        <w:spacing w:before="0" w:beforeAutospacing="0" w:after="0" w:afterAutospacing="0"/>
+        <w:rPr>
+          <w:rFonts w:ascii="Consolas" w:hAnsi="Consolas"/>
+          <w:color w:val="CCCCCC"/>
+          <w:sz w:val="20"/>
+          <w:szCs w:val="20"/>
+        </w:rPr>
+      </w:pPr>
+      <w:r>
+        <w:rPr>
+          <w:rFonts w:ascii="Consolas" w:hAnsi="Consolas"/>
+          <w:color w:val="808080"/>
+          <w:sz w:val="20"/>
+          <w:szCs w:val="20"/>
+        </w:rPr>
+        <w:t>&lt;</w:t>
+      </w:r>
+      <w:r>
+        <w:rPr>
+          <w:rFonts w:ascii="Consolas" w:hAnsi="Consolas"/>
+          <w:color w:val="569CD6"/>
+          <w:sz w:val="20"/>
+          <w:szCs w:val="20"/>
+        </w:rPr>
+        <w:t>project</w:t>
+      </w:r>
+      <w:r>
+        <w:rPr>
+          <w:rFonts w:ascii="Consolas" w:hAnsi="Consolas"/>
+          <w:color w:val="CCCCCC"/>
+          <w:sz w:val="20"/>
+          <w:szCs w:val="20"/>
+        </w:rPr>
+        <w:t xml:space="preserve"> </w:t>
+      </w:r>
+      <w:proofErr w:type="spellStart"/>
+      <w:r>
+        <w:rPr>
+          <w:rFonts w:ascii="Consolas" w:hAnsi="Consolas"/>
+          <w:color w:val="9CDCFE"/>
+          <w:sz w:val="20"/>
+          <w:szCs w:val="20"/>
+        </w:rPr>
+        <w:t>xmlns</w:t>
+      </w:r>
+      <w:proofErr w:type="spellEnd"/>
+      <w:r>
+        <w:rPr>
+          <w:rFonts w:ascii="Consolas" w:hAnsi="Consolas"/>
+          <w:color w:val="CCCCCC"/>
+          <w:sz w:val="20"/>
+          <w:szCs w:val="20"/>
+        </w:rPr>
+        <w:t>=</w:t>
+      </w:r>
+      <w:r>
+        <w:rPr>
+          <w:rFonts w:ascii="Consolas" w:hAnsi="Consolas"/>
+          <w:color w:val="808080"/>
+          <w:sz w:val="20"/>
+          <w:szCs w:val="20"/>
+        </w:rPr>
+        <w:t>"</w:t>
+      </w:r>
+      <w:r>
+        <w:rPr>
+          <w:rFonts w:ascii="Consolas" w:hAnsi="Consolas"/>
+          <w:color w:val="CE9178"/>
+          <w:sz w:val="20"/>
+          <w:szCs w:val="20"/>
+        </w:rPr>
+        <w:t>http://maven.apache.org/POM/4.0.0</w:t>
+      </w:r>
+      <w:r>
+        <w:rPr>
+          <w:rFonts w:ascii="Consolas" w:hAnsi="Consolas"/>
+          <w:color w:val="808080"/>
+          <w:sz w:val="20"/>
+          <w:szCs w:val="20"/>
+        </w:rPr>
+        <w:t>"</w:t>
+      </w:r>
+      <w:r>
+        <w:rPr>
+          <w:rFonts w:ascii="Consolas" w:hAnsi="Consolas"/>
+          <w:color w:val="CCCCCC"/>
+          <w:sz w:val="20"/>
+          <w:szCs w:val="20"/>
+        </w:rPr>
+        <w:t xml:space="preserve"> </w:t>
+      </w:r>
+      <w:proofErr w:type="spellStart"/>
+      <w:r>
+        <w:rPr>
+          <w:rFonts w:ascii="Consolas" w:hAnsi="Consolas"/>
+          <w:color w:val="9CDCFE"/>
+          <w:sz w:val="20"/>
+          <w:szCs w:val="20"/>
+        </w:rPr>
+        <w:t>xmlns:xsi</w:t>
+      </w:r>
+      <w:proofErr w:type="spellEnd"/>
+      <w:r>
+        <w:rPr>
+          <w:rFonts w:ascii="Consolas" w:hAnsi="Consolas"/>
+          <w:color w:val="CCCCCC"/>
+          <w:sz w:val="20"/>
+          <w:szCs w:val="20"/>
+        </w:rPr>
+        <w:t>=</w:t>
+      </w:r>
+      <w:r>
+        <w:rPr>
+          <w:rFonts w:ascii="Consolas" w:hAnsi="Consolas"/>
+          <w:color w:val="808080"/>
+          <w:sz w:val="20"/>
+          <w:szCs w:val="20"/>
+        </w:rPr>
+        <w:t>"</w:t>
+      </w:r>
+      <w:r>
+        <w:rPr>
+          <w:rFonts w:ascii="Consolas" w:hAnsi="Consolas"/>
+          <w:color w:val="CE9178"/>
+          <w:sz w:val="20"/>
+          <w:szCs w:val="20"/>
+        </w:rPr>
+        <w:t>http://www.w3.org/2001/XMLSchema-instance</w:t>
+      </w:r>
+      <w:r>
+        <w:rPr>
+          <w:rFonts w:ascii="Consolas" w:hAnsi="Consolas"/>
+          <w:color w:val="808080"/>
+          <w:sz w:val="20"/>
+          <w:szCs w:val="20"/>
+        </w:rPr>
+        <w:t>"</w:t>
+      </w:r>
+      <w:r>
+        <w:rPr>
+          <w:rFonts w:ascii="Consolas" w:hAnsi="Consolas"/>
+          <w:color w:val="CCCCCC"/>
+          <w:sz w:val="20"/>
+          <w:szCs w:val="20"/>
+        </w:rPr>
+        <w:t xml:space="preserve"> </w:t>
+      </w:r>
+      <w:proofErr w:type="spellStart"/>
+      <w:r>
+        <w:rPr>
+          <w:rFonts w:ascii="Consolas" w:hAnsi="Consolas"/>
+          <w:color w:val="9CDCFE"/>
+          <w:sz w:val="20"/>
+          <w:szCs w:val="20"/>
+        </w:rPr>
+        <w:t>xsi:schemaLocation</w:t>
+      </w:r>
+      <w:proofErr w:type="spellEnd"/>
+      <w:r>
+        <w:rPr>
+          <w:rFonts w:ascii="Consolas" w:hAnsi="Consolas"/>
+          <w:color w:val="CCCCCC"/>
+          <w:sz w:val="20"/>
+          <w:szCs w:val="20"/>
+        </w:rPr>
+        <w:t>=</w:t>
+      </w:r>
+      <w:r>
+        <w:rPr>
+          <w:rFonts w:ascii="Consolas" w:hAnsi="Consolas"/>
+          <w:color w:val="808080"/>
+          <w:sz w:val="20"/>
+          <w:szCs w:val="20"/>
+        </w:rPr>
+        <w:t>"</w:t>
+      </w:r>
+      <w:r>
+        <w:rPr>
+          <w:rFonts w:ascii="Consolas" w:hAnsi="Consolas"/>
+          <w:color w:val="CE9178"/>
+          <w:sz w:val="20"/>
+          <w:szCs w:val="20"/>
+        </w:rPr>
+        <w:t>http://maven.apache.org/POM/4.0.0 https://maven.apache.org/xsd/maven-4.0.0.xsd</w:t>
+      </w:r>
+      <w:r>
+        <w:rPr>
+          <w:rFonts w:ascii="Consolas" w:hAnsi="Consolas"/>
+          <w:color w:val="808080"/>
+          <w:sz w:val="20"/>
+          <w:szCs w:val="20"/>
+        </w:rPr>
+        <w:t>"&gt;</w:t>
+      </w:r>
+    </w:p>
+    <w:p>
+      <w:pPr>
+        <w:pStyle w:val="NormalWeb"/>
+        <w:shd w:val="clear" w:color="auto" w:fill="2F2F2F"/>
+        <w:spacing w:before="0" w:beforeAutospacing="0" w:after="0" w:afterAutospacing="0"/>
+        <w:rPr>
+          <w:rFonts w:ascii="Consolas" w:hAnsi="Consolas"/>
+          <w:color w:val="CCCCCC"/>
+          <w:sz w:val="20"/>
+          <w:szCs w:val="20"/>
+        </w:rPr>
+      </w:pPr>
+      <w:r>
+        <w:rPr>
+          <w:rFonts w:ascii="Consolas" w:hAnsi="Consolas"/>
+          <w:color w:val="CCCCCC"/>
+          <w:sz w:val="20"/>
+          <w:szCs w:val="20"/>
+        </w:rPr>
+        <w:t xml:space="preserve">  </w:t>
+      </w:r>
+      <w:r>
+        <w:rPr>
+          <w:rFonts w:ascii="Consolas" w:hAnsi="Consolas"/>
+          <w:color w:val="808080"/>
+          <w:sz w:val="20"/>
+          <w:szCs w:val="20"/>
+        </w:rPr>
+        <w:t>&lt;</w:t>
+      </w:r>
+      <w:proofErr w:type="spellStart"/>
+      <w:r>
+        <w:rPr>
+          <w:rFonts w:ascii="Consolas" w:hAnsi="Consolas"/>
+          <w:color w:val="569CD6"/>
+          <w:sz w:val="20"/>
+          <w:szCs w:val="20"/>
+        </w:rPr>
+        <w:t>modelVersion</w:t>
+      </w:r>
+      <w:proofErr w:type="spellEnd"/>
+      <w:r>
+        <w:rPr>
+          <w:rFonts w:ascii="Consolas" w:hAnsi="Consolas"/>
+          <w:color w:val="808080"/>
+          <w:sz w:val="20"/>
+          <w:szCs w:val="20"/>
+        </w:rPr>
+        <w:t>&gt;</w:t>
+      </w:r>
+      <w:r>
+        <w:rPr>
+          <w:rFonts w:ascii="Consolas" w:hAnsi="Consolas"/>
+          <w:color w:val="CCCCCC"/>
+          <w:sz w:val="20"/>
+          <w:szCs w:val="20"/>
+        </w:rPr>
+        <w:t>4.0.0</w:t>
+      </w:r>
+      <w:r>
+        <w:rPr>
+          <w:rFonts w:ascii="Consolas" w:hAnsi="Consolas"/>
+          <w:color w:val="808080"/>
+          <w:sz w:val="20"/>
+          <w:szCs w:val="20"/>
+        </w:rPr>
+        <w:t>&lt;/</w:t>
+      </w:r>
+      <w:proofErr w:type="spellStart"/>
+      <w:r>
+        <w:rPr>
+          <w:rFonts w:ascii="Consolas" w:hAnsi="Consolas"/>
+          <w:color w:val="569CD6"/>
+          <w:sz w:val="20"/>
+          <w:szCs w:val="20"/>
+        </w:rPr>
+        <w:t>modelVersion</w:t>
+      </w:r>
+      <w:proofErr w:type="spellEnd"/>
+      <w:r>
+        <w:rPr>
+          <w:rFonts w:ascii="Consolas" w:hAnsi="Consolas"/>
+          <w:color w:val="808080"/>
+          <w:sz w:val="20"/>
+          <w:szCs w:val="20"/>
+        </w:rPr>
+        <w:t>&gt;</w:t>
+      </w:r>
+    </w:p>
+    <w:p>
+      <w:pPr>
+        <w:pStyle w:val="NormalWeb"/>
+        <w:shd w:val="clear" w:color="auto" w:fill="2F2F2F"/>
+        <w:spacing w:before="0" w:beforeAutospacing="0" w:after="0" w:afterAutospacing="0"/>
+        <w:rPr>
+          <w:rFonts w:ascii="Consolas" w:hAnsi="Consolas"/>
+          <w:color w:val="CCCCCC"/>
+          <w:sz w:val="20"/>
+          <w:szCs w:val="20"/>
+        </w:rPr>
+      </w:pPr>
+      <w:r>
+        <w:rPr>
+          <w:rFonts w:ascii="Consolas" w:hAnsi="Consolas"/>
+          <w:color w:val="CCCCCC"/>
+          <w:sz w:val="20"/>
+          <w:szCs w:val="20"/>
+        </w:rPr>
+        <w:t xml:space="preserve">  </w:t>
+      </w:r>
+      <w:r>
+        <w:rPr>
+          <w:rFonts w:ascii="Consolas" w:hAnsi="Consolas"/>
+          <w:color w:val="808080"/>
+          <w:sz w:val="20"/>
+          <w:szCs w:val="20"/>
+        </w:rPr>
+        <w:t>&lt;</w:t>
+      </w:r>
+      <w:proofErr w:type="spellStart"/>
+      <w:proofErr w:type="gramStart"/>
+      <w:r>
+        <w:rPr>
+          <w:rFonts w:ascii="Consolas" w:hAnsi="Consolas"/>
+          <w:color w:val="569CD6"/>
+          <w:sz w:val="20"/>
+          <w:szCs w:val="20"/>
+        </w:rPr>
+        <w:t>groupId</w:t>
+      </w:r>
+      <w:proofErr w:type="spellEnd"/>
+      <w:r>
+        <w:rPr>
+          <w:rFonts w:ascii="Consolas" w:hAnsi="Consolas"/>
+          <w:color w:val="808080"/>
+          <w:sz w:val="20"/>
+          <w:szCs w:val="20"/>
+        </w:rPr>
+        <w:t>&gt;</w:t>
+      </w:r>
+      <w:proofErr w:type="spellStart"/>
+      <w:proofErr w:type="gramEnd"/>
+      <w:r>
+        <w:rPr>
+          <w:rFonts w:ascii="Consolas" w:hAnsi="Consolas"/>
+          <w:color w:val="CCCCCC"/>
+          <w:sz w:val="20"/>
+          <w:szCs w:val="20"/>
+        </w:rPr>
+        <w:t>com.library</w:t>
+      </w:r>
+      <w:proofErr w:type="spellEnd"/>
+      <w:r>
+        <w:rPr>
+          <w:rFonts w:ascii="Consolas" w:hAnsi="Consolas"/>
+          <w:color w:val="808080"/>
+          <w:sz w:val="20"/>
+          <w:szCs w:val="20"/>
+        </w:rPr>
+        <w:t>&lt;/</w:t>
+      </w:r>
+      <w:proofErr w:type="spellStart"/>
+      <w:r>
+        <w:rPr>
+          <w:rFonts w:ascii="Consolas" w:hAnsi="Consolas"/>
+          <w:color w:val="569CD6"/>
+          <w:sz w:val="20"/>
+          <w:szCs w:val="20"/>
+        </w:rPr>
+        <w:t>groupId</w:t>
+      </w:r>
+      <w:proofErr w:type="spellEnd"/>
+      <w:r>
+        <w:rPr>
+          <w:rFonts w:ascii="Consolas" w:hAnsi="Consolas"/>
+          <w:color w:val="808080"/>
+          <w:sz w:val="20"/>
+          <w:szCs w:val="20"/>
+        </w:rPr>
+        <w:t>&gt;</w:t>
+      </w:r>
+    </w:p>
+    <w:p>
+      <w:pPr>
+        <w:pStyle w:val="NormalWeb"/>
+        <w:shd w:val="clear" w:color="auto" w:fill="2F2F2F"/>
+        <w:spacing w:before="0" w:beforeAutospacing="0" w:after="0" w:afterAutospacing="0"/>
+        <w:rPr>
+          <w:rFonts w:ascii="Consolas" w:hAnsi="Consolas"/>
+          <w:color w:val="CCCCCC"/>
+          <w:sz w:val="20"/>
+          <w:szCs w:val="20"/>
+        </w:rPr>
+      </w:pPr>
+      <w:r>
+        <w:rPr>
+          <w:rFonts w:ascii="Consolas" w:hAnsi="Consolas"/>
+          <w:color w:val="CCCCCC"/>
+          <w:sz w:val="20"/>
+          <w:szCs w:val="20"/>
+        </w:rPr>
+        <w:t xml:space="preserve">  </w:t>
+      </w:r>
+      <w:r>
+        <w:rPr>
+          <w:rFonts w:ascii="Consolas" w:hAnsi="Consolas"/>
+          <w:color w:val="808080"/>
+          <w:sz w:val="20"/>
+          <w:szCs w:val="20"/>
+        </w:rPr>
+        <w:t>&lt;</w:t>
+      </w:r>
+      <w:proofErr w:type="spellStart"/>
+      <w:proofErr w:type="gramStart"/>
+      <w:r>
+        <w:rPr>
+          <w:rFonts w:ascii="Consolas" w:hAnsi="Consolas"/>
+          <w:color w:val="569CD6"/>
+          <w:sz w:val="20"/>
+          <w:szCs w:val="20"/>
+        </w:rPr>
+        <w:t>artifactId</w:t>
+      </w:r>
+      <w:proofErr w:type="spellEnd"/>
+      <w:r>
+        <w:rPr>
+          <w:rFonts w:ascii="Consolas" w:hAnsi="Consolas"/>
+          <w:color w:val="808080"/>
+          <w:sz w:val="20"/>
+          <w:szCs w:val="20"/>
+        </w:rPr>
+        <w:t>&gt;</w:t>
+      </w:r>
+      <w:proofErr w:type="spellStart"/>
+      <w:proofErr w:type="gramEnd"/>
+      <w:r>
+        <w:rPr>
+          <w:rFonts w:ascii="Consolas" w:hAnsi="Consolas"/>
+          <w:color w:val="CCCCCC"/>
+          <w:sz w:val="20"/>
+          <w:szCs w:val="20"/>
+        </w:rPr>
+        <w:t>LibraryManagement</w:t>
+      </w:r>
+      <w:proofErr w:type="spellEnd"/>
+      <w:r>
+        <w:rPr>
+          <w:rFonts w:ascii="Consolas" w:hAnsi="Consolas"/>
+          <w:color w:val="808080"/>
+          <w:sz w:val="20"/>
+          <w:szCs w:val="20"/>
+        </w:rPr>
+        <w:t>&lt;/</w:t>
+      </w:r>
+      <w:proofErr w:type="spellStart"/>
+      <w:r>
+        <w:rPr>
+          <w:rFonts w:ascii="Consolas" w:hAnsi="Consolas"/>
+          <w:color w:val="569CD6"/>
+          <w:sz w:val="20"/>
+          <w:szCs w:val="20"/>
+        </w:rPr>
+        <w:t>artifactId</w:t>
+      </w:r>
+      <w:proofErr w:type="spellEnd"/>
+      <w:r>
+        <w:rPr>
+          <w:rFonts w:ascii="Consolas" w:hAnsi="Consolas"/>
+          <w:color w:val="808080"/>
+          <w:sz w:val="20"/>
+          <w:szCs w:val="20"/>
+        </w:rPr>
+        <w:t>&gt;</w:t>
+      </w:r>
+    </w:p>
+    <w:p>
+      <w:pPr>
+        <w:pStyle w:val="NormalWeb"/>
+        <w:shd w:val="clear" w:color="auto" w:fill="2F2F2F"/>
+        <w:spacing w:before="0" w:beforeAutospacing="0" w:after="0" w:afterAutospacing="0"/>
+        <w:rPr>
+          <w:rFonts w:ascii="Consolas" w:hAnsi="Consolas"/>
+          <w:color w:val="CCCCCC"/>
+          <w:sz w:val="20"/>
+          <w:szCs w:val="20"/>
+        </w:rPr>
+      </w:pPr>
+      <w:r>
+        <w:rPr>
+          <w:rFonts w:ascii="Consolas" w:hAnsi="Consolas"/>
+          <w:color w:val="CCCCCC"/>
+          <w:sz w:val="20"/>
+          <w:szCs w:val="20"/>
+        </w:rPr>
+        <w:t xml:space="preserve">  </w:t>
+      </w:r>
+      <w:r>
+        <w:rPr>
+          <w:rFonts w:ascii="Consolas" w:hAnsi="Consolas"/>
+          <w:color w:val="808080"/>
+          <w:sz w:val="20"/>
+          <w:szCs w:val="20"/>
+        </w:rPr>
+        <w:t>&lt;</w:t>
+      </w:r>
+      <w:r>
+        <w:rPr>
+          <w:rFonts w:ascii="Consolas" w:hAnsi="Consolas"/>
+          <w:color w:val="569CD6"/>
+          <w:sz w:val="20"/>
+          <w:szCs w:val="20"/>
+        </w:rPr>
+        <w:t>version</w:t>
+      </w:r>
+      <w:r>
+        <w:rPr>
+          <w:rFonts w:ascii="Consolas" w:hAnsi="Consolas"/>
+          <w:color w:val="808080"/>
+          <w:sz w:val="20"/>
+          <w:szCs w:val="20"/>
+        </w:rPr>
+        <w:t>&gt;</w:t>
+      </w:r>
+      <w:r>
+        <w:rPr>
+          <w:rFonts w:ascii="Consolas" w:hAnsi="Consolas"/>
+          <w:color w:val="CCCCCC"/>
+          <w:sz w:val="20"/>
+          <w:szCs w:val="20"/>
+        </w:rPr>
+        <w:t>0.0.1-SNAPSHOT</w:t>
+      </w:r>
+      <w:r>
+        <w:rPr>
+          <w:rFonts w:ascii="Consolas" w:hAnsi="Consolas"/>
+          <w:color w:val="808080"/>
+          <w:sz w:val="20"/>
+          <w:szCs w:val="20"/>
+        </w:rPr>
+        <w:t>&lt;/</w:t>
+      </w:r>
+      <w:r>
+        <w:rPr>
+          <w:rFonts w:ascii="Consolas" w:hAnsi="Consolas"/>
+          <w:color w:val="569CD6"/>
+          <w:sz w:val="20"/>
+          <w:szCs w:val="20"/>
+        </w:rPr>
+        <w:t>version</w:t>
+      </w:r>
+      <w:r>
+        <w:rPr>
+          <w:rFonts w:ascii="Consolas" w:hAnsi="Consolas"/>
+          <w:color w:val="808080"/>
+          <w:sz w:val="20"/>
+          <w:szCs w:val="20"/>
+        </w:rPr>
+        <w:t>&gt;</w:t>
+      </w:r>
+    </w:p>
+    <w:p>
+      <w:pPr>
+        <w:pStyle w:val="NormalWeb"/>
+        <w:shd w:val="clear" w:color="auto" w:fill="2F2F2F"/>
+        <w:spacing w:before="0" w:beforeAutospacing="0" w:after="0" w:afterAutospacing="0"/>
+        <w:rPr>
+          <w:rFonts w:ascii="Consolas" w:hAnsi="Consolas"/>
+          <w:color w:val="CCCCCC"/>
+          <w:sz w:val="20"/>
+          <w:szCs w:val="20"/>
+        </w:rPr>
+      </w:pPr>
+      <w:r>
+        <w:rPr>
+          <w:rFonts w:ascii="Consolas" w:hAnsi="Consolas"/>
+          <w:color w:val="CCCCCC"/>
+          <w:sz w:val="20"/>
+          <w:szCs w:val="20"/>
+        </w:rPr>
+        <w:t xml:space="preserve">  </w:t>
+      </w:r>
+    </w:p>
+    <w:p>
+      <w:pPr>
+        <w:pStyle w:val="NormalWeb"/>
+        <w:shd w:val="clear" w:color="auto" w:fill="2F2F2F"/>
+        <w:spacing w:before="0" w:beforeAutospacing="0" w:after="0" w:afterAutospacing="0"/>
+        <w:rPr>
+          <w:rFonts w:ascii="Consolas" w:hAnsi="Consolas"/>
+          <w:color w:val="CCCCCC"/>
+          <w:sz w:val="20"/>
+          <w:szCs w:val="20"/>
+        </w:rPr>
+      </w:pPr>
+      <w:r>
+        <w:rPr>
+          <w:rFonts w:ascii="Consolas" w:hAnsi="Consolas"/>
+          <w:color w:val="CCCCCC"/>
+          <w:sz w:val="20"/>
+          <w:szCs w:val="20"/>
+        </w:rPr>
+        <w:t xml:space="preserve">  </w:t>
+      </w:r>
+      <w:r>
+        <w:rPr>
+          <w:rFonts w:ascii="Consolas" w:hAnsi="Consolas"/>
+          <w:color w:val="808080"/>
+          <w:sz w:val="20"/>
+          <w:szCs w:val="20"/>
+        </w:rPr>
+        <w:t>&lt;</w:t>
+      </w:r>
+      <w:proofErr w:type="gramStart"/>
+      <w:r>
+        <w:rPr>
+          <w:rFonts w:ascii="Consolas" w:hAnsi="Consolas"/>
+          <w:color w:val="569CD6"/>
+          <w:sz w:val="20"/>
+          <w:szCs w:val="20"/>
+        </w:rPr>
+        <w:t>properties</w:t>
+      </w:r>
+      <w:proofErr w:type="gramEnd"/>
+      <w:r>
+        <w:rPr>
+          <w:rFonts w:ascii="Consolas" w:hAnsi="Consolas"/>
+          <w:color w:val="808080"/>
+          <w:sz w:val="20"/>
+          <w:szCs w:val="20"/>
+        </w:rPr>
+        <w:t>&gt;</w:t>
+      </w:r>
+    </w:p>
+    <w:p>
+      <w:pPr>
+        <w:pStyle w:val="NormalWeb"/>
+        <w:shd w:val="clear" w:color="auto" w:fill="2F2F2F"/>
+        <w:spacing w:before="0" w:beforeAutospacing="0" w:after="0" w:afterAutospacing="0"/>
+        <w:rPr>
+          <w:rFonts w:ascii="Consolas" w:hAnsi="Consolas"/>
+          <w:color w:val="CCCCCC"/>
+          <w:sz w:val="20"/>
+          <w:szCs w:val="20"/>
+        </w:rPr>
+      </w:pPr>
+      <w:r>
+        <w:rPr>
+          <w:rFonts w:ascii="Consolas" w:hAnsi="Consolas"/>
+          <w:color w:val="CCCCCC"/>
+          <w:sz w:val="20"/>
+          <w:szCs w:val="20"/>
+        </w:rPr>
+        <w:t xml:space="preserve">   </w:t>
+      </w:r>
+      <w:r>
+        <w:rPr>
+          <w:rFonts w:ascii="Consolas" w:hAnsi="Consolas"/>
+          <w:color w:val="808080"/>
+          <w:sz w:val="20"/>
+          <w:szCs w:val="20"/>
+        </w:rPr>
+        <w:t>&lt;</w:t>
+      </w:r>
+      <w:proofErr w:type="spellStart"/>
+      <w:r>
+        <w:rPr>
+          <w:rFonts w:ascii="Consolas" w:hAnsi="Consolas"/>
+          <w:color w:val="569CD6"/>
+          <w:sz w:val="20"/>
+          <w:szCs w:val="20"/>
+        </w:rPr>
+        <w:t>maven.compiler.source</w:t>
+      </w:r>
+      <w:proofErr w:type="spellEnd"/>
+      <w:r>
+        <w:rPr>
+          <w:rFonts w:ascii="Consolas" w:hAnsi="Consolas"/>
+          <w:color w:val="808080"/>
+          <w:sz w:val="20"/>
+          <w:szCs w:val="20"/>
+        </w:rPr>
+        <w:t>&gt;</w:t>
+      </w:r>
+      <w:r>
+        <w:rPr>
+          <w:rFonts w:ascii="Consolas" w:hAnsi="Consolas"/>
+          <w:color w:val="CCCCCC"/>
+          <w:sz w:val="20"/>
+          <w:szCs w:val="20"/>
+        </w:rPr>
+        <w:t>17</w:t>
+      </w:r>
+      <w:r>
+        <w:rPr>
+          <w:rFonts w:ascii="Consolas" w:hAnsi="Consolas"/>
+          <w:color w:val="808080"/>
+          <w:sz w:val="20"/>
+          <w:szCs w:val="20"/>
+        </w:rPr>
+        <w:t>&lt;/</w:t>
+      </w:r>
+      <w:proofErr w:type="spellStart"/>
+      <w:r>
+        <w:rPr>
+          <w:rFonts w:ascii="Consolas" w:hAnsi="Consolas"/>
+          <w:color w:val="569CD6"/>
+          <w:sz w:val="20"/>
+          <w:szCs w:val="20"/>
+        </w:rPr>
+        <w:t>maven.compiler.source</w:t>
+      </w:r>
+      <w:proofErr w:type="spellEnd"/>
+      <w:r>
+        <w:rPr>
+          <w:rFonts w:ascii="Consolas" w:hAnsi="Consolas"/>
+          <w:color w:val="808080"/>
+          <w:sz w:val="20"/>
+          <w:szCs w:val="20"/>
+        </w:rPr>
+        <w:t>&gt;</w:t>
+      </w:r>
+    </w:p>
+    <w:p>
+      <w:pPr>
+        <w:pStyle w:val="NormalWeb"/>
+        <w:shd w:val="clear" w:color="auto" w:fill="2F2F2F"/>
+        <w:spacing w:before="0" w:beforeAutospacing="0" w:after="0" w:afterAutospacing="0"/>
+        <w:rPr>
+          <w:rFonts w:ascii="Consolas" w:hAnsi="Consolas"/>
+          <w:color w:val="CCCCCC"/>
+          <w:sz w:val="20"/>
+          <w:szCs w:val="20"/>
+        </w:rPr>
+      </w:pPr>
+      <w:r>
+        <w:rPr>
+          <w:rFonts w:ascii="Consolas" w:hAnsi="Consolas"/>
+          <w:color w:val="CCCCCC"/>
+          <w:sz w:val="20"/>
+          <w:szCs w:val="20"/>
+        </w:rPr>
+        <w:t xml:space="preserve">   </w:t>
+      </w:r>
+      <w:r>
+        <w:rPr>
+          <w:rFonts w:ascii="Consolas" w:hAnsi="Consolas"/>
+          <w:color w:val="808080"/>
+          <w:sz w:val="20"/>
+          <w:szCs w:val="20"/>
+        </w:rPr>
+        <w:t>&lt;</w:t>
+      </w:r>
+      <w:proofErr w:type="spellStart"/>
+      <w:r>
+        <w:rPr>
+          <w:rFonts w:ascii="Consolas" w:hAnsi="Consolas"/>
+          <w:color w:val="569CD6"/>
+          <w:sz w:val="20"/>
+          <w:szCs w:val="20"/>
+        </w:rPr>
+        <w:t>maven.compiler.target</w:t>
+      </w:r>
+      <w:proofErr w:type="spellEnd"/>
+      <w:r>
+        <w:rPr>
+          <w:rFonts w:ascii="Consolas" w:hAnsi="Consolas"/>
+          <w:color w:val="808080"/>
+          <w:sz w:val="20"/>
+          <w:szCs w:val="20"/>
+        </w:rPr>
+        <w:t>&gt;</w:t>
+      </w:r>
+      <w:r>
+        <w:rPr>
+          <w:rFonts w:ascii="Consolas" w:hAnsi="Consolas"/>
+          <w:color w:val="CCCCCC"/>
+          <w:sz w:val="20"/>
+          <w:szCs w:val="20"/>
+        </w:rPr>
+        <w:t>17</w:t>
+      </w:r>
+      <w:r>
+        <w:rPr>
+          <w:rFonts w:ascii="Consolas" w:hAnsi="Consolas"/>
+          <w:color w:val="808080"/>
+          <w:sz w:val="20"/>
+          <w:szCs w:val="20"/>
+        </w:rPr>
+        <w:t>&lt;/</w:t>
+      </w:r>
+      <w:proofErr w:type="spellStart"/>
+      <w:r>
+        <w:rPr>
+          <w:rFonts w:ascii="Consolas" w:hAnsi="Consolas"/>
+          <w:color w:val="569CD6"/>
+          <w:sz w:val="20"/>
+          <w:szCs w:val="20"/>
+        </w:rPr>
+        <w:t>maven.compiler.target</w:t>
+      </w:r>
+      <w:proofErr w:type="spellEnd"/>
+      <w:r>
+        <w:rPr>
+          <w:rFonts w:ascii="Consolas" w:hAnsi="Consolas"/>
+          <w:color w:val="808080"/>
+          <w:sz w:val="20"/>
+          <w:szCs w:val="20"/>
+        </w:rPr>
+        <w:t>&gt;</w:t>
+      </w:r>
+    </w:p>
+    <w:p>
+      <w:pPr>
+        <w:pStyle w:val="NormalWeb"/>
+        <w:shd w:val="clear" w:color="auto" w:fill="2F2F2F"/>
+        <w:spacing w:before="0" w:beforeAutospacing="0" w:after="0" w:afterAutospacing="0"/>
+        <w:rPr>
+          <w:rFonts w:ascii="Consolas" w:hAnsi="Consolas"/>
+          <w:color w:val="CCCCCC"/>
+          <w:sz w:val="20"/>
+          <w:szCs w:val="20"/>
+        </w:rPr>
+      </w:pPr>
+      <w:r>
+        <w:rPr>
+          <w:rFonts w:ascii="Consolas" w:hAnsi="Consolas"/>
+          <w:color w:val="CCCCCC"/>
+          <w:sz w:val="20"/>
+          <w:szCs w:val="20"/>
+        </w:rPr>
+        <w:t xml:space="preserve">  </w:t>
+      </w:r>
+      <w:r>
+        <w:rPr>
+          <w:rFonts w:ascii="Consolas" w:hAnsi="Consolas"/>
+          <w:color w:val="808080"/>
+          <w:sz w:val="20"/>
+          <w:szCs w:val="20"/>
+        </w:rPr>
+        <w:t>&lt;/</w:t>
+      </w:r>
+      <w:r>
+        <w:rPr>
+          <w:rFonts w:ascii="Consolas" w:hAnsi="Consolas"/>
+          <w:color w:val="569CD6"/>
+          <w:sz w:val="20"/>
+          <w:szCs w:val="20"/>
+        </w:rPr>
+        <w:t>properties</w:t>
+      </w:r>
+      <w:r>
+        <w:rPr>
+          <w:rFonts w:ascii="Consolas" w:hAnsi="Consolas"/>
+          <w:color w:val="808080"/>
+          <w:sz w:val="20"/>
+          <w:szCs w:val="20"/>
+        </w:rPr>
+        <w:t>&gt;</w:t>
+      </w:r>
+    </w:p>
+    <w:p>
+      <w:pPr>
+        <w:pStyle w:val="NormalWeb"/>
+        <w:shd w:val="clear" w:color="auto" w:fill="2F2F2F"/>
+        <w:spacing w:before="0" w:beforeAutospacing="0" w:after="0" w:afterAutospacing="0"/>
+        <w:rPr>
+          <w:rFonts w:ascii="Consolas" w:hAnsi="Consolas"/>
+          <w:color w:val="CCCCCC"/>
+          <w:sz w:val="20"/>
+          <w:szCs w:val="20"/>
+        </w:rPr>
+      </w:pPr>
+      <w:r>
+        <w:rPr>
+          <w:rFonts w:ascii="Consolas" w:hAnsi="Consolas"/>
+          <w:color w:val="CCCCCC"/>
+          <w:sz w:val="20"/>
+          <w:szCs w:val="20"/>
+        </w:rPr>
+        <w:t xml:space="preserve">  </w:t>
+      </w:r>
+      <w:r>
+        <w:rPr>
+          <w:rFonts w:ascii="Consolas" w:hAnsi="Consolas"/>
+          <w:color w:val="808080"/>
+          <w:sz w:val="20"/>
+          <w:szCs w:val="20"/>
+        </w:rPr>
+        <w:t>&lt;</w:t>
+      </w:r>
+      <w:proofErr w:type="gramStart"/>
+      <w:r>
+        <w:rPr>
+          <w:rFonts w:ascii="Consolas" w:hAnsi="Consolas"/>
+          <w:color w:val="569CD6"/>
+          <w:sz w:val="20"/>
+          <w:szCs w:val="20"/>
+        </w:rPr>
+        <w:t>dependencies</w:t>
+      </w:r>
+      <w:proofErr w:type="gramEnd"/>
+      <w:r>
+        <w:rPr>
+          <w:rFonts w:ascii="Consolas" w:hAnsi="Consolas"/>
+          <w:color w:val="808080"/>
+          <w:sz w:val="20"/>
+          <w:szCs w:val="20"/>
+        </w:rPr>
+        <w:t>&gt;</w:t>
+      </w:r>
+    </w:p>
+    <w:p>
+      <w:pPr>
+        <w:pStyle w:val="NormalWeb"/>
+        <w:shd w:val="clear" w:color="auto" w:fill="2F2F2F"/>
+        <w:spacing w:before="0" w:beforeAutospacing="0" w:after="0" w:afterAutospacing="0"/>
+        <w:rPr>
+          <w:rFonts w:ascii="Consolas" w:hAnsi="Consolas"/>
+          <w:color w:val="CCCCCC"/>
+          <w:sz w:val="20"/>
+          <w:szCs w:val="20"/>
+        </w:rPr>
+      </w:pPr>
+      <w:r>
+        <w:rPr>
+          <w:rFonts w:ascii="Consolas" w:hAnsi="Consolas"/>
+          <w:color w:val="CCCCCC"/>
+          <w:sz w:val="20"/>
+          <w:szCs w:val="20"/>
+        </w:rPr>
+        <w:t xml:space="preserve">  </w:t>
+      </w:r>
+      <w:r>
+        <w:rPr>
+          <w:rFonts w:ascii="Consolas" w:hAnsi="Consolas"/>
+          <w:color w:val="808080"/>
+          <w:sz w:val="20"/>
+          <w:szCs w:val="20"/>
+        </w:rPr>
+        <w:t>&lt;</w:t>
+      </w:r>
+      <w:proofErr w:type="gramStart"/>
+      <w:r>
+        <w:rPr>
+          <w:rFonts w:ascii="Consolas" w:hAnsi="Consolas"/>
+          <w:color w:val="569CD6"/>
+          <w:sz w:val="20"/>
+          <w:szCs w:val="20"/>
+        </w:rPr>
+        <w:t>dependency</w:t>
+      </w:r>
+      <w:proofErr w:type="gramEnd"/>
+      <w:r>
+        <w:rPr>
+          <w:rFonts w:ascii="Consolas" w:hAnsi="Consolas"/>
+          <w:color w:val="808080"/>
+          <w:sz w:val="20"/>
+          <w:szCs w:val="20"/>
+        </w:rPr>
+        <w:t>&gt;</w:t>
+      </w:r>
+    </w:p>
+    <w:p>
+      <w:pPr>
+        <w:pStyle w:val="NormalWeb"/>
+        <w:shd w:val="clear" w:color="auto" w:fill="2F2F2F"/>
+        <w:spacing w:before="0" w:beforeAutospacing="0" w:after="0" w:afterAutospacing="0"/>
+        <w:rPr>
+          <w:rFonts w:ascii="Consolas" w:hAnsi="Consolas"/>
+          <w:color w:val="CCCCCC"/>
+          <w:sz w:val="20"/>
+          <w:szCs w:val="20"/>
+        </w:rPr>
+      </w:pPr>
+      <w:r>
+        <w:rPr>
+          <w:rFonts w:ascii="Consolas" w:hAnsi="Consolas"/>
+          <w:color w:val="CCCCCC"/>
+          <w:sz w:val="20"/>
+          <w:szCs w:val="20"/>
+        </w:rPr>
+        <w:t xml:space="preserve">  </w:t>
+      </w:r>
+      <w:r>
+        <w:rPr>
+          <w:rFonts w:ascii="Consolas" w:hAnsi="Consolas"/>
+          <w:color w:val="808080"/>
+          <w:sz w:val="20"/>
+          <w:szCs w:val="20"/>
+        </w:rPr>
+        <w:t>&lt;</w:t>
+      </w:r>
+      <w:proofErr w:type="spellStart"/>
+      <w:proofErr w:type="gramStart"/>
+      <w:r>
+        <w:rPr>
+          <w:rFonts w:ascii="Consolas" w:hAnsi="Consolas"/>
+          <w:color w:val="569CD6"/>
+          <w:sz w:val="20"/>
+          <w:szCs w:val="20"/>
+        </w:rPr>
+        <w:t>groupId</w:t>
+      </w:r>
+      <w:proofErr w:type="spellEnd"/>
+      <w:r>
+        <w:rPr>
+          <w:rFonts w:ascii="Consolas" w:hAnsi="Consolas"/>
+          <w:color w:val="808080"/>
+          <w:sz w:val="20"/>
+          <w:szCs w:val="20"/>
+        </w:rPr>
+        <w:t>&gt;</w:t>
+      </w:r>
+      <w:proofErr w:type="spellStart"/>
+      <w:proofErr w:type="gramEnd"/>
+      <w:r>
+        <w:rPr>
+          <w:rFonts w:ascii="Consolas" w:hAnsi="Consolas"/>
+          <w:color w:val="CCCCCC"/>
+          <w:sz w:val="20"/>
+          <w:szCs w:val="20"/>
+        </w:rPr>
+        <w:t>org.springframework</w:t>
+      </w:r>
+      <w:proofErr w:type="spellEnd"/>
+      <w:r>
+        <w:rPr>
+          <w:rFonts w:ascii="Consolas" w:hAnsi="Consolas"/>
+          <w:color w:val="808080"/>
+          <w:sz w:val="20"/>
+          <w:szCs w:val="20"/>
+        </w:rPr>
+        <w:t>&lt;/</w:t>
+      </w:r>
+      <w:proofErr w:type="spellStart"/>
+      <w:r>
+        <w:rPr>
+          <w:rFonts w:ascii="Consolas" w:hAnsi="Consolas"/>
+          <w:color w:val="569CD6"/>
+          <w:sz w:val="20"/>
+          <w:szCs w:val="20"/>
+        </w:rPr>
+        <w:t>groupId</w:t>
+      </w:r>
+      <w:proofErr w:type="spellEnd"/>
+      <w:r>
+        <w:rPr>
+          <w:rFonts w:ascii="Consolas" w:hAnsi="Consolas"/>
+          <w:color w:val="808080"/>
+          <w:sz w:val="20"/>
+          <w:szCs w:val="20"/>
+        </w:rPr>
+        <w:t>&gt;</w:t>
+      </w:r>
+    </w:p>
+    <w:p>
+      <w:pPr>
+        <w:pStyle w:val="NormalWeb"/>
+        <w:shd w:val="clear" w:color="auto" w:fill="2F2F2F"/>
+        <w:spacing w:before="0" w:beforeAutospacing="0" w:after="0" w:afterAutospacing="0"/>
+        <w:rPr>
+          <w:rFonts w:ascii="Consolas" w:hAnsi="Consolas"/>
+          <w:color w:val="CCCCCC"/>
+          <w:sz w:val="20"/>
+          <w:szCs w:val="20"/>
+        </w:rPr>
+      </w:pPr>
+      <w:r>
+        <w:rPr>
+          <w:rFonts w:ascii="Consolas" w:hAnsi="Consolas"/>
+          <w:color w:val="CCCCCC"/>
+          <w:sz w:val="20"/>
+          <w:szCs w:val="20"/>
+        </w:rPr>
+        <w:t xml:space="preserve">  </w:t>
+      </w:r>
+      <w:r>
+        <w:rPr>
+          <w:rFonts w:ascii="Consolas" w:hAnsi="Consolas"/>
+          <w:color w:val="808080"/>
+          <w:sz w:val="20"/>
+          <w:szCs w:val="20"/>
+        </w:rPr>
+        <w:t>&lt;</w:t>
+      </w:r>
+      <w:proofErr w:type="spellStart"/>
+      <w:proofErr w:type="gramStart"/>
+      <w:r>
+        <w:rPr>
+          <w:rFonts w:ascii="Consolas" w:hAnsi="Consolas"/>
+          <w:color w:val="569CD6"/>
+          <w:sz w:val="20"/>
+          <w:szCs w:val="20"/>
+        </w:rPr>
+        <w:t>artifactId</w:t>
+      </w:r>
+      <w:proofErr w:type="spellEnd"/>
+      <w:r>
+        <w:rPr>
+          <w:rFonts w:ascii="Consolas" w:hAnsi="Consolas"/>
+          <w:color w:val="808080"/>
+          <w:sz w:val="20"/>
+          <w:szCs w:val="20"/>
+        </w:rPr>
+        <w:t>&gt;</w:t>
+      </w:r>
+      <w:proofErr w:type="gramEnd"/>
+      <w:r>
+        <w:rPr>
+          <w:rFonts w:ascii="Consolas" w:hAnsi="Consolas"/>
+          <w:color w:val="CCCCCC"/>
+          <w:sz w:val="20"/>
+          <w:szCs w:val="20"/>
+        </w:rPr>
+        <w:t>spring-context</w:t>
+      </w:r>
+      <w:r>
+        <w:rPr>
+          <w:rFonts w:ascii="Consolas" w:hAnsi="Consolas"/>
+          <w:color w:val="808080"/>
+          <w:sz w:val="20"/>
+          <w:szCs w:val="20"/>
+        </w:rPr>
+        <w:t>&lt;/</w:t>
+      </w:r>
+      <w:proofErr w:type="spellStart"/>
+      <w:r>
+        <w:rPr>
+          <w:rFonts w:ascii="Consolas" w:hAnsi="Consolas"/>
+          <w:color w:val="569CD6"/>
+          <w:sz w:val="20"/>
+          <w:szCs w:val="20"/>
+        </w:rPr>
+        <w:t>artifactId</w:t>
+      </w:r>
+      <w:proofErr w:type="spellEnd"/>
+      <w:r>
+        <w:rPr>
+          <w:rFonts w:ascii="Consolas" w:hAnsi="Consolas"/>
+          <w:color w:val="808080"/>
+          <w:sz w:val="20"/>
+          <w:szCs w:val="20"/>
+        </w:rPr>
+        <w:t>&gt;</w:t>
+      </w:r>
+    </w:p>
+    <w:p>
+      <w:pPr>
+        <w:pStyle w:val="NormalWeb"/>
+        <w:shd w:val="clear" w:color="auto" w:fill="2F2F2F"/>
+        <w:spacing w:before="0" w:beforeAutospacing="0" w:after="0" w:afterAutospacing="0"/>
+        <w:rPr>
+          <w:rFonts w:ascii="Consolas" w:hAnsi="Consolas"/>
+          <w:color w:val="CCCCCC"/>
+          <w:sz w:val="20"/>
+          <w:szCs w:val="20"/>
+        </w:rPr>
+      </w:pPr>
+      <w:r>
+        <w:rPr>
+          <w:rFonts w:ascii="Consolas" w:hAnsi="Consolas"/>
+          <w:color w:val="CCCCCC"/>
+          <w:sz w:val="20"/>
+          <w:szCs w:val="20"/>
+        </w:rPr>
+        <w:t xml:space="preserve">  </w:t>
+      </w:r>
+      <w:r>
+        <w:rPr>
+          <w:rFonts w:ascii="Consolas" w:hAnsi="Consolas"/>
+          <w:color w:val="808080"/>
+          <w:sz w:val="20"/>
+          <w:szCs w:val="20"/>
+        </w:rPr>
+        <w:t>&lt;</w:t>
+      </w:r>
+      <w:r>
+        <w:rPr>
+          <w:rFonts w:ascii="Consolas" w:hAnsi="Consolas"/>
+          <w:color w:val="569CD6"/>
+          <w:sz w:val="20"/>
+          <w:szCs w:val="20"/>
+        </w:rPr>
+        <w:t>version</w:t>
+      </w:r>
+      <w:r>
+        <w:rPr>
+          <w:rFonts w:ascii="Consolas" w:hAnsi="Consolas"/>
+          <w:color w:val="808080"/>
+          <w:sz w:val="20"/>
+          <w:szCs w:val="20"/>
+        </w:rPr>
+        <w:t>&gt;</w:t>
+      </w:r>
+      <w:r>
+        <w:rPr>
+          <w:rFonts w:ascii="Consolas" w:hAnsi="Consolas"/>
+          <w:color w:val="CCCCCC"/>
+          <w:sz w:val="20"/>
+          <w:szCs w:val="20"/>
+        </w:rPr>
+        <w:t>5.3.39</w:t>
+      </w:r>
+      <w:r>
+        <w:rPr>
+          <w:rFonts w:ascii="Consolas" w:hAnsi="Consolas"/>
+          <w:color w:val="808080"/>
+          <w:sz w:val="20"/>
+          <w:szCs w:val="20"/>
+        </w:rPr>
+        <w:t>&lt;/</w:t>
+      </w:r>
+      <w:r>
+        <w:rPr>
+          <w:rFonts w:ascii="Consolas" w:hAnsi="Consolas"/>
+          <w:color w:val="569CD6"/>
+          <w:sz w:val="20"/>
+          <w:szCs w:val="20"/>
+        </w:rPr>
+        <w:t>version</w:t>
+      </w:r>
+      <w:r>
+        <w:rPr>
+          <w:rFonts w:ascii="Consolas" w:hAnsi="Consolas"/>
+          <w:color w:val="808080"/>
+          <w:sz w:val="20"/>
+          <w:szCs w:val="20"/>
+        </w:rPr>
+        <w:t>&gt;</w:t>
+      </w:r>
+    </w:p>
+    <w:p>
+      <w:pPr>
+        <w:pStyle w:val="NormalWeb"/>
+        <w:shd w:val="clear" w:color="auto" w:fill="2F2F2F"/>
+        <w:spacing w:before="0" w:beforeAutospacing="0" w:after="0" w:afterAutospacing="0"/>
+        <w:rPr>
+          <w:rFonts w:ascii="Consolas" w:hAnsi="Consolas"/>
+          <w:color w:val="CCCCCC"/>
+          <w:sz w:val="20"/>
+          <w:szCs w:val="20"/>
+        </w:rPr>
+      </w:pPr>
+      <w:r>
+        <w:rPr>
+          <w:rFonts w:ascii="Consolas" w:hAnsi="Consolas"/>
+          <w:color w:val="CCCCCC"/>
+          <w:sz w:val="20"/>
+          <w:szCs w:val="20"/>
+        </w:rPr>
+        <w:t xml:space="preserve">  </w:t>
+      </w:r>
+      <w:r>
+        <w:rPr>
+          <w:rFonts w:ascii="Consolas" w:hAnsi="Consolas"/>
+          <w:color w:val="808080"/>
+          <w:sz w:val="20"/>
+          <w:szCs w:val="20"/>
+        </w:rPr>
+        <w:t>&lt;/</w:t>
+      </w:r>
+      <w:r>
+        <w:rPr>
+          <w:rFonts w:ascii="Consolas" w:hAnsi="Consolas"/>
+          <w:color w:val="569CD6"/>
+          <w:sz w:val="20"/>
+          <w:szCs w:val="20"/>
+        </w:rPr>
+        <w:t>dependency</w:t>
+      </w:r>
+      <w:r>
+        <w:rPr>
+          <w:rFonts w:ascii="Consolas" w:hAnsi="Consolas"/>
+          <w:color w:val="808080"/>
+          <w:sz w:val="20"/>
+          <w:szCs w:val="20"/>
+        </w:rPr>
+        <w:t>&gt;</w:t>
+      </w:r>
+    </w:p>
+    <w:p>
+      <w:pPr>
+        <w:pStyle w:val="NormalWeb"/>
+        <w:shd w:val="clear" w:color="auto" w:fill="2F2F2F"/>
+        <w:spacing w:before="0" w:beforeAutospacing="0" w:after="0" w:afterAutospacing="0"/>
+        <w:rPr>
+          <w:rFonts w:ascii="Consolas" w:hAnsi="Consolas"/>
+          <w:color w:val="CCCCCC"/>
+          <w:sz w:val="20"/>
+          <w:szCs w:val="20"/>
+        </w:rPr>
+      </w:pPr>
+      <w:r>
+        <w:rPr>
+          <w:rFonts w:ascii="Consolas" w:hAnsi="Consolas"/>
+          <w:color w:val="CCCCCC"/>
+          <w:sz w:val="20"/>
+          <w:szCs w:val="20"/>
+        </w:rPr>
+        <w:t xml:space="preserve">  </w:t>
+      </w:r>
+      <w:r>
+        <w:rPr>
+          <w:rFonts w:ascii="Consolas" w:hAnsi="Consolas"/>
+          <w:color w:val="808080"/>
+          <w:sz w:val="20"/>
+          <w:szCs w:val="20"/>
+        </w:rPr>
+        <w:t>&lt;</w:t>
+      </w:r>
+      <w:proofErr w:type="gramStart"/>
+      <w:r>
+        <w:rPr>
+          <w:rFonts w:ascii="Consolas" w:hAnsi="Consolas"/>
+          <w:color w:val="569CD6"/>
+          <w:sz w:val="20"/>
+          <w:szCs w:val="20"/>
+        </w:rPr>
+        <w:t>dependency</w:t>
+      </w:r>
+      <w:proofErr w:type="gramEnd"/>
+      <w:r>
+        <w:rPr>
+          <w:rFonts w:ascii="Consolas" w:hAnsi="Consolas"/>
+          <w:color w:val="808080"/>
+          <w:sz w:val="20"/>
+          <w:szCs w:val="20"/>
+        </w:rPr>
+        <w:t>&gt;</w:t>
+      </w:r>
+    </w:p>
+    <w:p>
+      <w:pPr>
+        <w:pStyle w:val="NormalWeb"/>
+        <w:shd w:val="clear" w:color="auto" w:fill="2F2F2F"/>
+        <w:spacing w:before="0" w:beforeAutospacing="0" w:after="0" w:afterAutospacing="0"/>
+        <w:rPr>
+          <w:rFonts w:ascii="Consolas" w:hAnsi="Consolas"/>
+          <w:color w:val="CCCCCC"/>
+          <w:sz w:val="20"/>
+          <w:szCs w:val="20"/>
+        </w:rPr>
+      </w:pPr>
+      <w:r>
+        <w:rPr>
+          <w:rFonts w:ascii="Consolas" w:hAnsi="Consolas"/>
+          <w:color w:val="CCCCCC"/>
+          <w:sz w:val="20"/>
+          <w:szCs w:val="20"/>
+        </w:rPr>
+        <w:t xml:space="preserve">  </w:t>
+      </w:r>
+      <w:r>
+        <w:rPr>
+          <w:rFonts w:ascii="Consolas" w:hAnsi="Consolas"/>
+          <w:color w:val="808080"/>
+          <w:sz w:val="20"/>
+          <w:szCs w:val="20"/>
+        </w:rPr>
+        <w:t>&lt;</w:t>
+      </w:r>
+      <w:proofErr w:type="spellStart"/>
+      <w:proofErr w:type="gramStart"/>
+      <w:r>
+        <w:rPr>
+          <w:rFonts w:ascii="Consolas" w:hAnsi="Consolas"/>
+          <w:color w:val="569CD6"/>
+          <w:sz w:val="20"/>
+          <w:szCs w:val="20"/>
+        </w:rPr>
+        <w:t>groupId</w:t>
+      </w:r>
+      <w:proofErr w:type="spellEnd"/>
+      <w:r>
+        <w:rPr>
+          <w:rFonts w:ascii="Consolas" w:hAnsi="Consolas"/>
+          <w:color w:val="808080"/>
+          <w:sz w:val="20"/>
+          <w:szCs w:val="20"/>
+        </w:rPr>
+        <w:t>&gt;</w:t>
+      </w:r>
+      <w:proofErr w:type="spellStart"/>
+      <w:proofErr w:type="gramEnd"/>
+      <w:r>
+        <w:rPr>
+          <w:rFonts w:ascii="Consolas" w:hAnsi="Consolas"/>
+          <w:color w:val="CCCCCC"/>
+          <w:sz w:val="20"/>
+          <w:szCs w:val="20"/>
+        </w:rPr>
+        <w:t>org.springframework</w:t>
+      </w:r>
+      <w:proofErr w:type="spellEnd"/>
+      <w:r>
+        <w:rPr>
+          <w:rFonts w:ascii="Consolas" w:hAnsi="Consolas"/>
+          <w:color w:val="808080"/>
+          <w:sz w:val="20"/>
+          <w:szCs w:val="20"/>
+        </w:rPr>
+        <w:t>&lt;/</w:t>
+      </w:r>
+      <w:proofErr w:type="spellStart"/>
+      <w:r>
+        <w:rPr>
+          <w:rFonts w:ascii="Consolas" w:hAnsi="Consolas"/>
+          <w:color w:val="569CD6"/>
+          <w:sz w:val="20"/>
+          <w:szCs w:val="20"/>
+        </w:rPr>
+        <w:t>groupId</w:t>
+      </w:r>
+      <w:proofErr w:type="spellEnd"/>
+      <w:r>
+        <w:rPr>
+          <w:rFonts w:ascii="Consolas" w:hAnsi="Consolas"/>
+          <w:color w:val="808080"/>
+          <w:sz w:val="20"/>
+          <w:szCs w:val="20"/>
+        </w:rPr>
+        <w:t>&gt;</w:t>
+      </w:r>
+    </w:p>
+    <w:p>
+      <w:pPr>
+        <w:pStyle w:val="NormalWeb"/>
+        <w:shd w:val="clear" w:color="auto" w:fill="2F2F2F"/>
+        <w:spacing w:before="0" w:beforeAutospacing="0" w:after="0" w:afterAutospacing="0"/>
+        <w:rPr>
+          <w:rFonts w:ascii="Consolas" w:hAnsi="Consolas"/>
+          <w:color w:val="CCCCCC"/>
+          <w:sz w:val="20"/>
+          <w:szCs w:val="20"/>
+        </w:rPr>
+      </w:pPr>
+      <w:r>
+        <w:rPr>
+          <w:rFonts w:ascii="Consolas" w:hAnsi="Consolas"/>
+          <w:color w:val="CCCCCC"/>
+          <w:sz w:val="20"/>
+          <w:szCs w:val="20"/>
+        </w:rPr>
+        <w:t xml:space="preserve">  </w:t>
+      </w:r>
+      <w:r>
+        <w:rPr>
+          <w:rFonts w:ascii="Consolas" w:hAnsi="Consolas"/>
+          <w:color w:val="808080"/>
+          <w:sz w:val="20"/>
+          <w:szCs w:val="20"/>
+        </w:rPr>
+        <w:t>&lt;</w:t>
+      </w:r>
+      <w:proofErr w:type="spellStart"/>
+      <w:proofErr w:type="gramStart"/>
+      <w:r>
+        <w:rPr>
+          <w:rFonts w:ascii="Consolas" w:hAnsi="Consolas"/>
+          <w:color w:val="569CD6"/>
+          <w:sz w:val="20"/>
+          <w:szCs w:val="20"/>
+        </w:rPr>
+        <w:t>artifactId</w:t>
+      </w:r>
+      <w:proofErr w:type="spellEnd"/>
+      <w:r>
+        <w:rPr>
+          <w:rFonts w:ascii="Consolas" w:hAnsi="Consolas"/>
+          <w:color w:val="808080"/>
+          <w:sz w:val="20"/>
+          <w:szCs w:val="20"/>
+        </w:rPr>
+        <w:t>&gt;</w:t>
+      </w:r>
+      <w:proofErr w:type="gramEnd"/>
+      <w:r>
+        <w:rPr>
+          <w:rFonts w:ascii="Consolas" w:hAnsi="Consolas"/>
+          <w:color w:val="CCCCCC"/>
+          <w:sz w:val="20"/>
+          <w:szCs w:val="20"/>
+        </w:rPr>
+        <w:t>spring-</w:t>
+      </w:r>
+      <w:proofErr w:type="spellStart"/>
+      <w:r>
+        <w:rPr>
+          <w:rFonts w:ascii="Consolas" w:hAnsi="Consolas"/>
+          <w:color w:val="CCCCCC"/>
+          <w:sz w:val="20"/>
+          <w:szCs w:val="20"/>
+        </w:rPr>
+        <w:t>aop</w:t>
+      </w:r>
+      <w:proofErr w:type="spellEnd"/>
+      <w:r>
+        <w:rPr>
+          <w:rFonts w:ascii="Consolas" w:hAnsi="Consolas"/>
+          <w:color w:val="808080"/>
+          <w:sz w:val="20"/>
+          <w:szCs w:val="20"/>
+        </w:rPr>
+        <w:t>&lt;/</w:t>
+      </w:r>
+      <w:proofErr w:type="spellStart"/>
+      <w:r>
+        <w:rPr>
+          <w:rFonts w:ascii="Consolas" w:hAnsi="Consolas"/>
+          <w:color w:val="569CD6"/>
+          <w:sz w:val="20"/>
+          <w:szCs w:val="20"/>
+        </w:rPr>
+        <w:t>artifactId</w:t>
+      </w:r>
+      <w:proofErr w:type="spellEnd"/>
+      <w:r>
+        <w:rPr>
+          <w:rFonts w:ascii="Consolas" w:hAnsi="Consolas"/>
+          <w:color w:val="808080"/>
+          <w:sz w:val="20"/>
+          <w:szCs w:val="20"/>
+        </w:rPr>
+        <w:t>&gt;</w:t>
+      </w:r>
+    </w:p>
+    <w:p>
+      <w:pPr>
+        <w:pStyle w:val="NormalWeb"/>
+        <w:shd w:val="clear" w:color="auto" w:fill="2F2F2F"/>
+        <w:spacing w:before="0" w:beforeAutospacing="0" w:after="0" w:afterAutospacing="0"/>
+        <w:rPr>
+          <w:rFonts w:ascii="Consolas" w:hAnsi="Consolas"/>
+          <w:color w:val="CCCCCC"/>
+          <w:sz w:val="20"/>
+          <w:szCs w:val="20"/>
+        </w:rPr>
+      </w:pPr>
+      <w:r>
+        <w:rPr>
+          <w:rFonts w:ascii="Consolas" w:hAnsi="Consolas"/>
+          <w:color w:val="CCCCCC"/>
+          <w:sz w:val="20"/>
+          <w:szCs w:val="20"/>
+        </w:rPr>
+        <w:t xml:space="preserve">  </w:t>
+      </w:r>
+      <w:r>
+        <w:rPr>
+          <w:rFonts w:ascii="Consolas" w:hAnsi="Consolas"/>
+          <w:color w:val="808080"/>
+          <w:sz w:val="20"/>
+          <w:szCs w:val="20"/>
+        </w:rPr>
+        <w:t>&lt;</w:t>
+      </w:r>
+      <w:r>
+        <w:rPr>
+          <w:rFonts w:ascii="Consolas" w:hAnsi="Consolas"/>
+          <w:color w:val="569CD6"/>
+          <w:sz w:val="20"/>
+          <w:szCs w:val="20"/>
+        </w:rPr>
+        <w:t>version</w:t>
+      </w:r>
+      <w:r>
+        <w:rPr>
+          <w:rFonts w:ascii="Consolas" w:hAnsi="Consolas"/>
+          <w:color w:val="808080"/>
+          <w:sz w:val="20"/>
+          <w:szCs w:val="20"/>
+        </w:rPr>
+        <w:t>&gt;</w:t>
+      </w:r>
+      <w:r>
+        <w:rPr>
+          <w:rFonts w:ascii="Consolas" w:hAnsi="Consolas"/>
+          <w:color w:val="CCCCCC"/>
+          <w:sz w:val="20"/>
+          <w:szCs w:val="20"/>
+        </w:rPr>
+        <w:t>5.3.39</w:t>
+      </w:r>
+      <w:r>
+        <w:rPr>
+          <w:rFonts w:ascii="Consolas" w:hAnsi="Consolas"/>
+          <w:color w:val="808080"/>
+          <w:sz w:val="20"/>
+          <w:szCs w:val="20"/>
+        </w:rPr>
+        <w:t>&lt;/</w:t>
+      </w:r>
+      <w:r>
+        <w:rPr>
+          <w:rFonts w:ascii="Consolas" w:hAnsi="Consolas"/>
+          <w:color w:val="569CD6"/>
+          <w:sz w:val="20"/>
+          <w:szCs w:val="20"/>
+        </w:rPr>
+        <w:t>version</w:t>
+      </w:r>
+      <w:r>
+        <w:rPr>
+          <w:rFonts w:ascii="Consolas" w:hAnsi="Consolas"/>
+          <w:color w:val="808080"/>
+          <w:sz w:val="20"/>
+          <w:szCs w:val="20"/>
+        </w:rPr>
+        <w:t>&gt;</w:t>
+      </w:r>
+    </w:p>
+    <w:p>
+      <w:pPr>
+        <w:pStyle w:val="NormalWeb"/>
+        <w:shd w:val="clear" w:color="auto" w:fill="2F2F2F"/>
+        <w:spacing w:before="0" w:beforeAutospacing="0" w:after="0" w:afterAutospacing="0"/>
+        <w:rPr>
+          <w:rFonts w:ascii="Consolas" w:hAnsi="Consolas"/>
+          <w:color w:val="CCCCCC"/>
+          <w:sz w:val="20"/>
+          <w:szCs w:val="20"/>
+        </w:rPr>
+      </w:pPr>
+      <w:r>
+        <w:rPr>
+          <w:rFonts w:ascii="Consolas" w:hAnsi="Consolas"/>
+          <w:color w:val="CCCCCC"/>
+          <w:sz w:val="20"/>
+          <w:szCs w:val="20"/>
+        </w:rPr>
+        <w:t xml:space="preserve">  </w:t>
+      </w:r>
+      <w:r>
+        <w:rPr>
+          <w:rFonts w:ascii="Consolas" w:hAnsi="Consolas"/>
+          <w:color w:val="808080"/>
+          <w:sz w:val="20"/>
+          <w:szCs w:val="20"/>
+        </w:rPr>
+        <w:t>&lt;/</w:t>
+      </w:r>
+      <w:r>
+        <w:rPr>
+          <w:rFonts w:ascii="Consolas" w:hAnsi="Consolas"/>
+          <w:color w:val="569CD6"/>
+          <w:sz w:val="20"/>
+          <w:szCs w:val="20"/>
+        </w:rPr>
+        <w:t>dependency</w:t>
+      </w:r>
+      <w:r>
+        <w:rPr>
+          <w:rFonts w:ascii="Consolas" w:hAnsi="Consolas"/>
+          <w:color w:val="808080"/>
+          <w:sz w:val="20"/>
+          <w:szCs w:val="20"/>
+        </w:rPr>
+        <w:t>&gt;</w:t>
+      </w:r>
+    </w:p>
+    <w:p>
+      <w:pPr>
+        <w:pStyle w:val="NormalWeb"/>
+        <w:shd w:val="clear" w:color="auto" w:fill="2F2F2F"/>
+        <w:spacing w:before="0" w:beforeAutospacing="0" w:after="0" w:afterAutospacing="0"/>
+        <w:rPr>
+          <w:rFonts w:ascii="Consolas" w:hAnsi="Consolas"/>
+          <w:color w:val="CCCCCC"/>
+          <w:sz w:val="20"/>
+          <w:szCs w:val="20"/>
+        </w:rPr>
+      </w:pPr>
+      <w:r>
+        <w:rPr>
+          <w:rFonts w:ascii="Consolas" w:hAnsi="Consolas"/>
+          <w:color w:val="CCCCCC"/>
+          <w:sz w:val="20"/>
+          <w:szCs w:val="20"/>
+        </w:rPr>
+        <w:t xml:space="preserve">  </w:t>
+      </w:r>
+      <w:r>
+        <w:rPr>
+          <w:rFonts w:ascii="Consolas" w:hAnsi="Consolas"/>
+          <w:color w:val="808080"/>
+          <w:sz w:val="20"/>
+          <w:szCs w:val="20"/>
+        </w:rPr>
+        <w:t>&lt;</w:t>
+      </w:r>
+      <w:proofErr w:type="gramStart"/>
+      <w:r>
+        <w:rPr>
+          <w:rFonts w:ascii="Consolas" w:hAnsi="Consolas"/>
+          <w:color w:val="569CD6"/>
+          <w:sz w:val="20"/>
+          <w:szCs w:val="20"/>
+        </w:rPr>
+        <w:t>dependency</w:t>
+      </w:r>
+      <w:proofErr w:type="gramEnd"/>
+      <w:r>
+        <w:rPr>
+          <w:rFonts w:ascii="Consolas" w:hAnsi="Consolas"/>
+          <w:color w:val="808080"/>
+          <w:sz w:val="20"/>
+          <w:szCs w:val="20"/>
+        </w:rPr>
+        <w:t>&gt;</w:t>
+      </w:r>
+    </w:p>
+    <w:p>
+      <w:pPr>
+        <w:pStyle w:val="NormalWeb"/>
+        <w:shd w:val="clear" w:color="auto" w:fill="2F2F2F"/>
+        <w:spacing w:before="0" w:beforeAutospacing="0" w:after="0" w:afterAutospacing="0"/>
+        <w:rPr>
+          <w:rFonts w:ascii="Consolas" w:hAnsi="Consolas"/>
+          <w:color w:val="CCCCCC"/>
+          <w:sz w:val="20"/>
+          <w:szCs w:val="20"/>
+        </w:rPr>
+      </w:pPr>
+      <w:r>
+        <w:rPr>
+          <w:rFonts w:ascii="Consolas" w:hAnsi="Consolas"/>
+          <w:color w:val="CCCCCC"/>
+          <w:sz w:val="20"/>
+          <w:szCs w:val="20"/>
+        </w:rPr>
+        <w:t xml:space="preserve">  </w:t>
+      </w:r>
+      <w:r>
+        <w:rPr>
+          <w:rFonts w:ascii="Consolas" w:hAnsi="Consolas"/>
+          <w:color w:val="808080"/>
+          <w:sz w:val="20"/>
+          <w:szCs w:val="20"/>
+        </w:rPr>
+        <w:t>&lt;</w:t>
+      </w:r>
+      <w:proofErr w:type="spellStart"/>
+      <w:proofErr w:type="gramStart"/>
+      <w:r>
+        <w:rPr>
+          <w:rFonts w:ascii="Consolas" w:hAnsi="Consolas"/>
+          <w:color w:val="569CD6"/>
+          <w:sz w:val="20"/>
+          <w:szCs w:val="20"/>
+        </w:rPr>
+        <w:t>groupId</w:t>
+      </w:r>
+      <w:proofErr w:type="spellEnd"/>
+      <w:r>
+        <w:rPr>
+          <w:rFonts w:ascii="Consolas" w:hAnsi="Consolas"/>
+          <w:color w:val="808080"/>
+          <w:sz w:val="20"/>
+          <w:szCs w:val="20"/>
+        </w:rPr>
+        <w:t>&gt;</w:t>
+      </w:r>
+      <w:proofErr w:type="spellStart"/>
+      <w:proofErr w:type="gramEnd"/>
+      <w:r>
+        <w:rPr>
+          <w:rFonts w:ascii="Consolas" w:hAnsi="Consolas"/>
+          <w:color w:val="CCCCCC"/>
+          <w:sz w:val="20"/>
+          <w:szCs w:val="20"/>
+        </w:rPr>
+        <w:t>org.springframework</w:t>
+      </w:r>
+      <w:proofErr w:type="spellEnd"/>
+      <w:r>
+        <w:rPr>
+          <w:rFonts w:ascii="Consolas" w:hAnsi="Consolas"/>
+          <w:color w:val="808080"/>
+          <w:sz w:val="20"/>
+          <w:szCs w:val="20"/>
+        </w:rPr>
+        <w:t>&lt;/</w:t>
+      </w:r>
+      <w:proofErr w:type="spellStart"/>
+      <w:r>
+        <w:rPr>
+          <w:rFonts w:ascii="Consolas" w:hAnsi="Consolas"/>
+          <w:color w:val="569CD6"/>
+          <w:sz w:val="20"/>
+          <w:szCs w:val="20"/>
+        </w:rPr>
+        <w:t>groupId</w:t>
+      </w:r>
+      <w:proofErr w:type="spellEnd"/>
+      <w:r>
+        <w:rPr>
+          <w:rFonts w:ascii="Consolas" w:hAnsi="Consolas"/>
+          <w:color w:val="808080"/>
+          <w:sz w:val="20"/>
+          <w:szCs w:val="20"/>
+        </w:rPr>
+        <w:t>&gt;</w:t>
+      </w:r>
+    </w:p>
+    <w:p>
+      <w:pPr>
+        <w:pStyle w:val="NormalWeb"/>
+        <w:shd w:val="clear" w:color="auto" w:fill="2F2F2F"/>
+        <w:spacing w:before="0" w:beforeAutospacing="0" w:after="0" w:afterAutospacing="0"/>
+        <w:rPr>
+          <w:rFonts w:ascii="Consolas" w:hAnsi="Consolas"/>
+          <w:color w:val="CCCCCC"/>
+          <w:sz w:val="20"/>
+          <w:szCs w:val="20"/>
+        </w:rPr>
+      </w:pPr>
+      <w:r>
+        <w:rPr>
+          <w:rFonts w:ascii="Consolas" w:hAnsi="Consolas"/>
+          <w:color w:val="CCCCCC"/>
+          <w:sz w:val="20"/>
+          <w:szCs w:val="20"/>
+        </w:rPr>
+        <w:t xml:space="preserve">  </w:t>
+      </w:r>
+      <w:r>
+        <w:rPr>
+          <w:rFonts w:ascii="Consolas" w:hAnsi="Consolas"/>
+          <w:color w:val="808080"/>
+          <w:sz w:val="20"/>
+          <w:szCs w:val="20"/>
+        </w:rPr>
+        <w:t>&lt;</w:t>
+      </w:r>
+      <w:proofErr w:type="spellStart"/>
+      <w:proofErr w:type="gramStart"/>
+      <w:r>
+        <w:rPr>
+          <w:rFonts w:ascii="Consolas" w:hAnsi="Consolas"/>
+          <w:color w:val="569CD6"/>
+          <w:sz w:val="20"/>
+          <w:szCs w:val="20"/>
+        </w:rPr>
+        <w:t>artifactId</w:t>
+      </w:r>
+      <w:proofErr w:type="spellEnd"/>
+      <w:r>
+        <w:rPr>
+          <w:rFonts w:ascii="Consolas" w:hAnsi="Consolas"/>
+          <w:color w:val="808080"/>
+          <w:sz w:val="20"/>
+          <w:szCs w:val="20"/>
+        </w:rPr>
+        <w:t>&gt;</w:t>
+      </w:r>
+      <w:proofErr w:type="gramEnd"/>
+      <w:r>
+        <w:rPr>
+          <w:rFonts w:ascii="Consolas" w:hAnsi="Consolas"/>
+          <w:color w:val="CCCCCC"/>
+          <w:sz w:val="20"/>
+          <w:szCs w:val="20"/>
+        </w:rPr>
+        <w:t>spring-</w:t>
+      </w:r>
+      <w:proofErr w:type="spellStart"/>
+      <w:r>
+        <w:rPr>
+          <w:rFonts w:ascii="Consolas" w:hAnsi="Consolas"/>
+          <w:color w:val="CCCCCC"/>
+          <w:sz w:val="20"/>
+          <w:szCs w:val="20"/>
+        </w:rPr>
+        <w:t>webmvc</w:t>
+      </w:r>
+      <w:proofErr w:type="spellEnd"/>
+      <w:r>
+        <w:rPr>
+          <w:rFonts w:ascii="Consolas" w:hAnsi="Consolas"/>
+          <w:color w:val="808080"/>
+          <w:sz w:val="20"/>
+          <w:szCs w:val="20"/>
+        </w:rPr>
+        <w:t>&lt;/</w:t>
+      </w:r>
+      <w:proofErr w:type="spellStart"/>
+      <w:r>
+        <w:rPr>
+          <w:rFonts w:ascii="Consolas" w:hAnsi="Consolas"/>
+          <w:color w:val="569CD6"/>
+          <w:sz w:val="20"/>
+          <w:szCs w:val="20"/>
+        </w:rPr>
+        <w:t>artifactId</w:t>
+      </w:r>
+      <w:proofErr w:type="spellEnd"/>
+      <w:r>
+        <w:rPr>
+          <w:rFonts w:ascii="Consolas" w:hAnsi="Consolas"/>
+          <w:color w:val="808080"/>
+          <w:sz w:val="20"/>
+          <w:szCs w:val="20"/>
+        </w:rPr>
+        <w:t>&gt;</w:t>
+      </w:r>
+    </w:p>
+    <w:p>
+      <w:pPr>
+        <w:pStyle w:val="NormalWeb"/>
+        <w:shd w:val="clear" w:color="auto" w:fill="2F2F2F"/>
+        <w:spacing w:before="0" w:beforeAutospacing="0" w:after="0" w:afterAutospacing="0"/>
+        <w:rPr>
+          <w:rFonts w:ascii="Consolas" w:hAnsi="Consolas"/>
+          <w:color w:val="CCCCCC"/>
+          <w:sz w:val="20"/>
+          <w:szCs w:val="20"/>
+        </w:rPr>
+      </w:pPr>
+      <w:r>
+        <w:rPr>
+          <w:rFonts w:ascii="Consolas" w:hAnsi="Consolas"/>
+          <w:color w:val="CCCCCC"/>
+          <w:sz w:val="20"/>
+          <w:szCs w:val="20"/>
+        </w:rPr>
+        <w:t xml:space="preserve">  </w:t>
+      </w:r>
+      <w:r>
+        <w:rPr>
+          <w:rFonts w:ascii="Consolas" w:hAnsi="Consolas"/>
+          <w:color w:val="808080"/>
+          <w:sz w:val="20"/>
+          <w:szCs w:val="20"/>
+        </w:rPr>
+        <w:t>&lt;</w:t>
+      </w:r>
+      <w:r>
+        <w:rPr>
+          <w:rFonts w:ascii="Consolas" w:hAnsi="Consolas"/>
+          <w:color w:val="569CD6"/>
+          <w:sz w:val="20"/>
+          <w:szCs w:val="20"/>
+        </w:rPr>
+        <w:t>version</w:t>
+      </w:r>
+      <w:r>
+        <w:rPr>
+          <w:rFonts w:ascii="Consolas" w:hAnsi="Consolas"/>
+          <w:color w:val="808080"/>
+          <w:sz w:val="20"/>
+          <w:szCs w:val="20"/>
+        </w:rPr>
+        <w:t>&gt;</w:t>
+      </w:r>
+      <w:r>
+        <w:rPr>
+          <w:rFonts w:ascii="Consolas" w:hAnsi="Consolas"/>
+          <w:color w:val="CCCCCC"/>
+          <w:sz w:val="20"/>
+          <w:szCs w:val="20"/>
+        </w:rPr>
+        <w:t>5.3.39</w:t>
+      </w:r>
+      <w:r>
+        <w:rPr>
+          <w:rFonts w:ascii="Consolas" w:hAnsi="Consolas"/>
+          <w:color w:val="808080"/>
+          <w:sz w:val="20"/>
+          <w:szCs w:val="20"/>
+        </w:rPr>
+        <w:t>&lt;/</w:t>
+      </w:r>
+      <w:r>
+        <w:rPr>
+          <w:rFonts w:ascii="Consolas" w:hAnsi="Consolas"/>
+          <w:color w:val="569CD6"/>
+          <w:sz w:val="20"/>
+          <w:szCs w:val="20"/>
+        </w:rPr>
+        <w:t>version</w:t>
+      </w:r>
+      <w:r>
+        <w:rPr>
+          <w:rFonts w:ascii="Consolas" w:hAnsi="Consolas"/>
+          <w:color w:val="808080"/>
+          <w:sz w:val="20"/>
+          <w:szCs w:val="20"/>
+        </w:rPr>
+        <w:t>&gt;</w:t>
+      </w:r>
+    </w:p>
+    <w:p>
+      <w:pPr>
+        <w:pStyle w:val="NormalWeb"/>
+        <w:shd w:val="clear" w:color="auto" w:fill="2F2F2F"/>
+        <w:spacing w:before="0" w:beforeAutospacing="0" w:after="0" w:afterAutospacing="0"/>
+        <w:rPr>
+          <w:rFonts w:ascii="Consolas" w:hAnsi="Consolas"/>
+          <w:color w:val="CCCCCC"/>
+          <w:sz w:val="20"/>
+          <w:szCs w:val="20"/>
+        </w:rPr>
+      </w:pPr>
+      <w:r>
+        <w:rPr>
+          <w:rFonts w:ascii="Consolas" w:hAnsi="Consolas"/>
+          <w:color w:val="CCCCCC"/>
+          <w:sz w:val="20"/>
+          <w:szCs w:val="20"/>
+        </w:rPr>
+        <w:t xml:space="preserve">  </w:t>
+      </w:r>
+      <w:r>
+        <w:rPr>
+          <w:rFonts w:ascii="Consolas" w:hAnsi="Consolas"/>
+          <w:color w:val="808080"/>
+          <w:sz w:val="20"/>
+          <w:szCs w:val="20"/>
+        </w:rPr>
+        <w:t>&lt;/</w:t>
+      </w:r>
+      <w:r>
+        <w:rPr>
+          <w:rFonts w:ascii="Consolas" w:hAnsi="Consolas"/>
+          <w:color w:val="569CD6"/>
+          <w:sz w:val="20"/>
+          <w:szCs w:val="20"/>
+        </w:rPr>
+        <w:t>dependency</w:t>
+      </w:r>
+      <w:r>
+        <w:rPr>
+          <w:rFonts w:ascii="Consolas" w:hAnsi="Consolas"/>
+          <w:color w:val="808080"/>
+          <w:sz w:val="20"/>
+          <w:szCs w:val="20"/>
+        </w:rPr>
+        <w:t>&gt;</w:t>
+      </w:r>
+    </w:p>
+    <w:p>
+      <w:pPr>
+        <w:pStyle w:val="NormalWeb"/>
+        <w:shd w:val="clear" w:color="auto" w:fill="2F2F2F"/>
+        <w:spacing w:before="0" w:beforeAutospacing="0" w:after="0" w:afterAutospacing="0"/>
+        <w:rPr>
+          <w:rFonts w:ascii="Consolas" w:hAnsi="Consolas"/>
+          <w:color w:val="CCCCCC"/>
+          <w:sz w:val="20"/>
+          <w:szCs w:val="20"/>
+        </w:rPr>
+      </w:pPr>
+      <w:r>
+        <w:rPr>
+          <w:rFonts w:ascii="Consolas" w:hAnsi="Consolas"/>
+          <w:color w:val="CCCCCC"/>
+          <w:sz w:val="20"/>
+          <w:szCs w:val="20"/>
+        </w:rPr>
+        <w:t xml:space="preserve">  </w:t>
+      </w:r>
+    </w:p>
+    <w:p>
+      <w:pPr>
+        <w:pStyle w:val="NormalWeb"/>
+        <w:shd w:val="clear" w:color="auto" w:fill="2F2F2F"/>
+        <w:spacing w:before="0" w:beforeAutospacing="0" w:after="0" w:afterAutospacing="0"/>
+        <w:rPr>
+          <w:rFonts w:ascii="Consolas" w:hAnsi="Consolas"/>
+          <w:color w:val="CCCCCC"/>
+          <w:sz w:val="20"/>
+          <w:szCs w:val="20"/>
+        </w:rPr>
+      </w:pPr>
+      <w:r>
+        <w:rPr>
+          <w:rFonts w:ascii="Consolas" w:hAnsi="Consolas"/>
+          <w:color w:val="CCCCCC"/>
+          <w:sz w:val="20"/>
+          <w:szCs w:val="20"/>
+        </w:rPr>
+        <w:t xml:space="preserve">  </w:t>
+      </w:r>
+    </w:p>
+    <w:p>
+      <w:pPr>
+        <w:pStyle w:val="NormalWeb"/>
+        <w:shd w:val="clear" w:color="auto" w:fill="2F2F2F"/>
+        <w:spacing w:before="0" w:beforeAutospacing="0" w:after="0" w:afterAutospacing="0"/>
+        <w:rPr>
+          <w:rFonts w:ascii="Consolas" w:hAnsi="Consolas"/>
+          <w:color w:val="CCCCCC"/>
+          <w:sz w:val="20"/>
+          <w:szCs w:val="20"/>
+        </w:rPr>
+      </w:pPr>
+      <w:r>
+        <w:rPr>
+          <w:rFonts w:ascii="Consolas" w:hAnsi="Consolas"/>
+          <w:color w:val="CCCCCC"/>
+          <w:sz w:val="20"/>
+          <w:szCs w:val="20"/>
+        </w:rPr>
+        <w:t xml:space="preserve">  </w:t>
+      </w:r>
+      <w:r>
+        <w:rPr>
+          <w:rFonts w:ascii="Consolas" w:hAnsi="Consolas"/>
+          <w:color w:val="808080"/>
+          <w:sz w:val="20"/>
+          <w:szCs w:val="20"/>
+        </w:rPr>
+        <w:t>&lt;/</w:t>
+      </w:r>
+      <w:r>
+        <w:rPr>
+          <w:rFonts w:ascii="Consolas" w:hAnsi="Consolas"/>
+          <w:color w:val="569CD6"/>
+          <w:sz w:val="20"/>
+          <w:szCs w:val="20"/>
+        </w:rPr>
+        <w:t>dependencies</w:t>
+      </w:r>
+      <w:r>
+        <w:rPr>
+          <w:rFonts w:ascii="Consolas" w:hAnsi="Consolas"/>
+          <w:color w:val="808080"/>
+          <w:sz w:val="20"/>
+          <w:szCs w:val="20"/>
+        </w:rPr>
+        <w:t>&gt;</w:t>
+      </w:r>
+    </w:p>
+    <w:p>
+      <w:pPr>
+        <w:pStyle w:val="NormalWeb"/>
+        <w:shd w:val="clear" w:color="auto" w:fill="2F2F2F"/>
+        <w:spacing w:before="0" w:beforeAutospacing="0" w:after="0" w:afterAutospacing="0"/>
+        <w:rPr>
+          <w:rFonts w:ascii="Consolas" w:hAnsi="Consolas"/>
+          <w:color w:val="CCCCCC"/>
+          <w:sz w:val="20"/>
+          <w:szCs w:val="20"/>
+        </w:rPr>
+      </w:pPr>
+      <w:r>
+        <w:rPr>
+          <w:rFonts w:ascii="Consolas" w:hAnsi="Consolas"/>
+          <w:color w:val="808080"/>
+          <w:sz w:val="20"/>
+          <w:szCs w:val="20"/>
+        </w:rPr>
+        <w:lastRenderedPageBreak/>
+        <w:t>&lt;/</w:t>
+      </w:r>
+      <w:r>
+        <w:rPr>
+          <w:rFonts w:ascii="Consolas" w:hAnsi="Consolas"/>
+          <w:color w:val="569CD6"/>
+          <w:sz w:val="20"/>
+          <w:szCs w:val="20"/>
+        </w:rPr>
+        <w:t>project</w:t>
+      </w:r>
+      <w:r>
+        <w:rPr>
+          <w:rFonts w:ascii="Consolas" w:hAnsi="Consolas"/>
+          <w:color w:val="808080"/>
+          <w:sz w:val="20"/>
+          <w:szCs w:val="20"/>
+        </w:rPr>
+        <w:t>&gt;</w:t>
+      </w:r>
+    </w:p>
     <w:p/>
     <w:sectPr>
       <w:pgSz w:w="12240" w:h="15840"/>
@@ -3253,9 +6948,9 @@
     </w:lvl>
   </w:abstractNum>
   <w:abstractNum w:abstractNumId="1">
-    <w:nsid w:val="59E603A0"/>
+    <w:nsid w:val="517961BD"/>
     <w:multiLevelType w:val="multilevel"/>
-    <w:tmpl w:val="5DCA785A"/>
+    <w:tmpl w:val="A9C0BC30"/>
     <w:lvl w:ilvl="0">
       <w:start w:val="1"/>
       <w:numFmt w:val="decimal"/>
@@ -3369,10 +7064,130 @@
       </w:pPr>
     </w:lvl>
   </w:abstractNum>
+  <w:abstractNum w:abstractNumId="2">
+    <w:nsid w:val="59E603A0"/>
+    <w:multiLevelType w:val="multilevel"/>
+    <w:tmpl w:val="5DCA785A"/>
+    <w:lvl w:ilvl="0">
+      <w:start w:val="1"/>
+      <w:numFmt w:val="decimal"/>
+      <w:lvlText w:val="%1."/>
+      <w:lvlJc w:val="left"/>
+      <w:pPr>
+        <w:tabs>
+          <w:tab w:val="num" w:pos="720"/>
+        </w:tabs>
+        <w:ind w:left="720" w:hanging="360"/>
+      </w:pPr>
+    </w:lvl>
+    <w:lvl w:ilvl="1">
+      <w:start w:val="1"/>
+      <w:numFmt w:val="bullet"/>
+      <w:lvlText w:val="o"/>
+      <w:lvlJc w:val="left"/>
+      <w:pPr>
+        <w:tabs>
+          <w:tab w:val="num" w:pos="1440"/>
+        </w:tabs>
+        <w:ind w:left="1440" w:hanging="360"/>
+      </w:pPr>
+      <w:rPr>
+        <w:rFonts w:ascii="Courier New" w:hAnsi="Courier New" w:hint="default"/>
+        <w:sz w:val="20"/>
+      </w:rPr>
+    </w:lvl>
+    <w:lvl w:ilvl="2" w:tentative="1">
+      <w:start w:val="1"/>
+      <w:numFmt w:val="decimal"/>
+      <w:lvlText w:val="%3."/>
+      <w:lvlJc w:val="left"/>
+      <w:pPr>
+        <w:tabs>
+          <w:tab w:val="num" w:pos="2160"/>
+        </w:tabs>
+        <w:ind w:left="2160" w:hanging="360"/>
+      </w:pPr>
+    </w:lvl>
+    <w:lvl w:ilvl="3" w:tentative="1">
+      <w:start w:val="1"/>
+      <w:numFmt w:val="decimal"/>
+      <w:lvlText w:val="%4."/>
+      <w:lvlJc w:val="left"/>
+      <w:pPr>
+        <w:tabs>
+          <w:tab w:val="num" w:pos="2880"/>
+        </w:tabs>
+        <w:ind w:left="2880" w:hanging="360"/>
+      </w:pPr>
+    </w:lvl>
+    <w:lvl w:ilvl="4" w:tentative="1">
+      <w:start w:val="1"/>
+      <w:numFmt w:val="decimal"/>
+      <w:lvlText w:val="%5."/>
+      <w:lvlJc w:val="left"/>
+      <w:pPr>
+        <w:tabs>
+          <w:tab w:val="num" w:pos="3600"/>
+        </w:tabs>
+        <w:ind w:left="3600" w:hanging="360"/>
+      </w:pPr>
+    </w:lvl>
+    <w:lvl w:ilvl="5" w:tentative="1">
+      <w:start w:val="1"/>
+      <w:numFmt w:val="decimal"/>
+      <w:lvlText w:val="%6."/>
+      <w:lvlJc w:val="left"/>
+      <w:pPr>
+        <w:tabs>
+          <w:tab w:val="num" w:pos="4320"/>
+        </w:tabs>
+        <w:ind w:left="4320" w:hanging="360"/>
+      </w:pPr>
+    </w:lvl>
+    <w:lvl w:ilvl="6" w:tentative="1">
+      <w:start w:val="1"/>
+      <w:numFmt w:val="decimal"/>
+      <w:lvlText w:val="%7."/>
+      <w:lvlJc w:val="left"/>
+      <w:pPr>
+        <w:tabs>
+          <w:tab w:val="num" w:pos="5040"/>
+        </w:tabs>
+        <w:ind w:left="5040" w:hanging="360"/>
+      </w:pPr>
+    </w:lvl>
+    <w:lvl w:ilvl="7" w:tentative="1">
+      <w:start w:val="1"/>
+      <w:numFmt w:val="decimal"/>
+      <w:lvlText w:val="%8."/>
+      <w:lvlJc w:val="left"/>
+      <w:pPr>
+        <w:tabs>
+          <w:tab w:val="num" w:pos="5760"/>
+        </w:tabs>
+        <w:ind w:left="5760" w:hanging="360"/>
+      </w:pPr>
+    </w:lvl>
+    <w:lvl w:ilvl="8" w:tentative="1">
+      <w:start w:val="1"/>
+      <w:numFmt w:val="decimal"/>
+      <w:lvlText w:val="%9."/>
+      <w:lvlJc w:val="left"/>
+      <w:pPr>
+        <w:tabs>
+          <w:tab w:val="num" w:pos="6480"/>
+        </w:tabs>
+        <w:ind w:left="6480" w:hanging="360"/>
+      </w:pPr>
+    </w:lvl>
+  </w:abstractNum>
   <w:num w:numId="1">
     <w:abstractNumId w:val="0"/>
   </w:num>
   <w:num w:numId="2">
+    <w:abstractNumId w:val="2"/>
+  </w:num>
+  <w:num w:numId="3">
     <w:abstractNumId w:val="1"/>
   </w:num>
 </w:numbering>
